--- a/高中数学/高中数学同步/第3章 排列、组合与二项式定理·冲刺卷（6题）.docx
+++ b/高中数学/高中数学同步/第3章 排列、组合与二项式定理·冲刺卷（6题）.docx
@@ -362,17 +362,14 @@
         </w:rPr>
         <w:t>【答案】264</w:t>
       </w:r>
-    </w:p>
-    <w:p>
-      <w:pPr>
-        <w:shd w:val="clear" w:color="auto" w:fill="auto"/>
-        <w:spacing w:line="300" w:lineRule="auto" w:before="0" w:after="0"/>
-        <w:jc w:val="left"/>
-        <w:rPr>
+      <w:r>
+        <w:rPr>
+          <w:rFonts w:ascii="Times New Roman" w:hAnsi="Times New Roman" w:eastAsia="宋体"/>
           <w:sz w:val="21"/>
           <w:szCs w:val="21"/>
         </w:rPr>
-      </w:pPr>
+        <w:t xml:space="preserve">　</w:t>
+      </w:r>
       <w:r>
         <w:rPr>
           <w:rFonts w:ascii="Times New Roman" w:hAnsi="Times New Roman" w:eastAsia="宋体"/>
@@ -381,17 +378,14 @@
         </w:rPr>
         <w:t>【难度】0.4</w:t>
       </w:r>
-    </w:p>
-    <w:p>
-      <w:pPr>
-        <w:shd w:val="clear" w:color="auto" w:fill="auto"/>
-        <w:spacing w:line="300" w:lineRule="auto" w:before="0" w:after="0"/>
-        <w:jc w:val="left"/>
-        <w:rPr>
+      <w:r>
+        <w:rPr>
+          <w:rFonts w:ascii="Times New Roman" w:hAnsi="Times New Roman" w:eastAsia="宋体"/>
           <w:sz w:val="21"/>
           <w:szCs w:val="21"/>
         </w:rPr>
-      </w:pPr>
+        <w:t xml:space="preserve">　</w:t>
+      </w:r>
       <w:r>
         <w:rPr>
           <w:rFonts w:ascii="Times New Roman" w:hAnsi="Times New Roman" w:eastAsia="宋体"/>
@@ -521,17 +515,13 @@
         </w:rPr>
         <w:t>的涂法数即可.</w:t>
       </w:r>
-    </w:p>
-    <w:p>
-      <w:pPr>
-        <w:shd w:val="clear" w:color="auto" w:fill="auto"/>
-        <w:spacing w:line="300" w:lineRule="auto" w:before="0" w:after="0"/>
-        <w:jc w:val="left"/>
-        <w:rPr>
-          <w:sz w:val="21"/>
-          <w:szCs w:val="21"/>
-        </w:rPr>
-      </w:pPr>
+      <w:r>
+        <w:rPr>
+          <w:rFonts w:ascii="Times New Roman" w:hAnsi="Times New Roman" w:eastAsia="宋体"/>
+          <w:sz w:val="21"/>
+        </w:rPr>
+        <w:t xml:space="preserve">；</w:t>
+      </w:r>
       <w:r>
         <w:rPr>
           <w:rFonts w:ascii="Times New Roman" w:hAnsi="Times New Roman" w:eastAsia="宋体"/>
@@ -1281,24 +1271,21 @@
         </w:rPr>
         <w:t>种涂法，</w:t>
       </w:r>
-    </w:p>
-    <w:p>
-      <w:pPr>
-        <w:shd w:val="clear" w:color="auto" w:fill="auto"/>
-        <w:spacing w:line="300" w:lineRule="auto" w:before="0" w:after="0"/>
-        <w:jc w:val="left"/>
-        <w:rPr>
+      <w:r>
+        <w:rPr>
+          <w:rFonts w:ascii="Times New Roman" w:hAnsi="Times New Roman" w:eastAsia="宋体"/>
           <w:sz w:val="21"/>
           <w:szCs w:val="21"/>
         </w:rPr>
-      </w:pPr>
+        <w:t>利用分类加法计数原理得不同涂色方法数为：</w:t>
+      </w:r>
       <w:r>
         <w:rPr>
           <w:rFonts w:ascii="Times New Roman" w:hAnsi="Times New Roman" w:eastAsia="宋体"/>
           <w:sz w:val="21"/>
           <w:szCs w:val="21"/>
         </w:rPr>
-        <w:t>利用分类加法计数原理得不同涂色方法数为：</w:t>
+        <w:t>(种)，</w:t>
       </w:r>
       <m:oMathPara>
         <m:oMathParaPr>
@@ -1542,14 +1529,6 @@
           </m:r>
         </m:oMath>
       </m:oMathPara>
-      <w:r>
-        <w:rPr>
-          <w:rFonts w:ascii="Times New Roman" w:hAnsi="Times New Roman" w:eastAsia="宋体"/>
-          <w:sz w:val="21"/>
-          <w:szCs w:val="21"/>
-        </w:rPr>
-        <w:t>(种)，</w:t>
-      </w:r>
     </w:p>
     <w:p>
       <w:pPr>
@@ -1569,17 +1548,13 @@
         </w:rPr>
         <w:t>所以不同的涂色方法共有264种.</w:t>
       </w:r>
-    </w:p>
-    <w:p>
-      <w:pPr>
-        <w:shd w:val="clear" w:color="auto" w:fill="auto"/>
-        <w:spacing w:line="300" w:lineRule="auto" w:before="0" w:after="0"/>
-        <w:jc w:val="left"/>
-        <w:rPr>
-          <w:sz w:val="21"/>
-          <w:szCs w:val="21"/>
-        </w:rPr>
-      </w:pPr>
+      <w:r>
+        <w:rPr>
+          <w:rFonts w:ascii="Times New Roman" w:hAnsi="Times New Roman" w:eastAsia="宋体"/>
+          <w:sz w:val="21"/>
+        </w:rPr>
+        <w:t xml:space="preserve">；</w:t>
+      </w:r>
       <w:r>
         <w:rPr>
           <w:rFonts w:ascii="Times New Roman" w:hAnsi="Times New Roman" w:eastAsia="宋体"/>
@@ -2199,17 +2174,14 @@
         </w:rPr>
         <w:t>【答案】A</w:t>
       </w:r>
-    </w:p>
-    <w:p>
-      <w:pPr>
-        <w:shd w:val="clear" w:color="auto" w:fill="auto"/>
-        <w:spacing w:line="300" w:lineRule="auto" w:before="0" w:after="0"/>
-        <w:jc w:val="left"/>
-        <w:rPr>
+      <w:r>
+        <w:rPr>
+          <w:rFonts w:ascii="Times New Roman" w:hAnsi="Times New Roman" w:eastAsia="宋体"/>
           <w:sz w:val="21"/>
           <w:szCs w:val="21"/>
         </w:rPr>
-      </w:pPr>
+        <w:t xml:space="preserve">　</w:t>
+      </w:r>
       <w:r>
         <w:rPr>
           <w:rFonts w:ascii="Times New Roman" w:hAnsi="Times New Roman" w:eastAsia="宋体"/>
@@ -2218,17 +2190,14 @@
         </w:rPr>
         <w:t>【难度】0.65</w:t>
       </w:r>
-    </w:p>
-    <w:p>
-      <w:pPr>
-        <w:shd w:val="clear" w:color="auto" w:fill="auto"/>
-        <w:spacing w:line="300" w:lineRule="auto" w:before="0" w:after="0"/>
-        <w:jc w:val="left"/>
-        <w:rPr>
+      <w:r>
+        <w:rPr>
+          <w:rFonts w:ascii="Times New Roman" w:hAnsi="Times New Roman" w:eastAsia="宋体"/>
           <w:sz w:val="21"/>
           <w:szCs w:val="21"/>
         </w:rPr>
-      </w:pPr>
+        <w:t xml:space="preserve">　</w:t>
+      </w:r>
       <w:r>
         <w:rPr>
           <w:rFonts w:ascii="Times New Roman" w:hAnsi="Times New Roman" w:eastAsia="宋体"/>
@@ -2708,17 +2677,30 @@
         </w:rPr>
         <w:t>，由题意可知：</w:t>
       </w:r>
-    </w:p>
-    <w:p>
-      <w:pPr>
-        <w:shd w:val="clear" w:color="auto" w:fill="auto"/>
-        <w:spacing w:line="300" w:lineRule="auto" w:before="0" w:after="0"/>
-        <w:jc w:val="left"/>
-        <w:rPr>
+      <w:r>
+        <w:rPr>
+          <w:rFonts w:ascii="Times New Roman" w:hAnsi="Times New Roman" w:eastAsia="宋体"/>
           <w:sz w:val="21"/>
           <w:szCs w:val="21"/>
         </w:rPr>
-      </w:pPr>
+        <w:t xml:space="preserve"> </w:t>
+      </w:r>
+      <w:r>
+        <w:rPr>
+          <w:rFonts w:ascii="Times New Roman" w:hAnsi="Times New Roman" w:eastAsia="宋体"/>
+          <w:sz w:val="21"/>
+          <w:szCs w:val="21"/>
+        </w:rPr>
+        <w:t>，共有</w:t>
+      </w:r>
+      <w:r>
+        <w:rPr>
+          <w:rFonts w:ascii="Times New Roman" w:hAnsi="Times New Roman" w:eastAsia="宋体"/>
+          <w:sz w:val="21"/>
+          <w:szCs w:val="21"/>
+        </w:rPr>
+        <w:t>种方法，考虑到直线之间的重合情况，</w:t>
+      </w:r>
       <m:oMathPara>
         <m:oMathParaPr>
           <m:jc m:val="left"/>
@@ -2848,14 +2830,6 @@
           </m:d>
         </m:oMath>
       </m:oMathPara>
-      <w:r>
-        <w:rPr>
-          <w:rFonts w:ascii="Times New Roman" w:hAnsi="Times New Roman" w:eastAsia="宋体"/>
-          <w:sz w:val="21"/>
-          <w:szCs w:val="21"/>
-        </w:rPr>
-        <w:t xml:space="preserve"> </w:t>
-      </w:r>
       <m:oMathPara>
         <m:oMathParaPr>
           <m:jc m:val="left"/>
@@ -2911,14 +2885,6 @@
           </m:r>
         </m:oMath>
       </m:oMathPara>
-      <w:r>
-        <w:rPr>
-          <w:rFonts w:ascii="Times New Roman" w:hAnsi="Times New Roman" w:eastAsia="宋体"/>
-          <w:sz w:val="21"/>
-          <w:szCs w:val="21"/>
-        </w:rPr>
-        <w:t>，共有</w:t>
-      </w:r>
       <m:oMathPara>
         <m:oMathParaPr>
           <m:jc m:val="left"/>
@@ -2980,8 +2946,47 @@
           <w:sz w:val="21"/>
           <w:szCs w:val="21"/>
         </w:rPr>
-        <w:t>种方法，考虑到直线之间的重合情况，</w:t>
+        <w:t>当</w:t>
       </w:r>
+      <w:r>
+        <w:rPr>
+          <w:rFonts w:ascii="Times New Roman" w:hAnsi="Times New Roman" w:eastAsia="宋体"/>
+          <w:sz w:val="21"/>
+          <w:szCs w:val="21"/>
+        </w:rPr>
+        <w:t>时，（3，2，1）与（6，4，2）、（9，6，3）重复二次；</w:t>
+      </w:r>
+      <m:oMathPara>
+        <m:oMathParaPr>
+          <m:jc m:val="left"/>
+        </m:oMathParaPr>
+        <m:oMath>
+          <m:r>
+            <w:rPr>
+              <w:rFonts w:ascii="Cambria Math" w:eastAsia="宋体" w:hAnsi="Cambria Math" w:cs="Cambria Math"/>
+              <w:sz w:val="21"/>
+              <w:szCs w:val="21"/>
+            </w:rPr>
+            <m:t>b</m:t>
+          </m:r>
+          <m:r>
+            <w:rPr>
+              <w:rFonts w:ascii="Cambria Math" w:eastAsia="宋体" w:hAnsi="Cambria Math" w:cs="Cambria Math"/>
+              <w:sz w:val="21"/>
+              <w:szCs w:val="21"/>
+            </w:rPr>
+            <m:t>=</m:t>
+          </m:r>
+          <m:r>
+            <w:rPr>
+              <w:rFonts w:ascii="Cambria Math" w:eastAsia="宋体" w:hAnsi="Cambria Math" w:cs="Cambria Math"/>
+              <w:sz w:val="21"/>
+              <w:szCs w:val="21"/>
+            </w:rPr>
+            <m:t>1</m:t>
+          </m:r>
+        </m:oMath>
+      </m:oMathPara>
     </w:p>
     <w:p>
       <w:pPr>
@@ -2995,64 +3000,6 @@
       </w:pPr>
       <w:r>
         <w:rPr>
-          <w:rFonts w:ascii="Times New Roman" w:hAnsi="Times New Roman" w:eastAsia="宋体"/>
-          <w:sz w:val="21"/>
-          <w:szCs w:val="21"/>
-        </w:rPr>
-        <w:t>当</w:t>
-      </w:r>
-      <m:oMathPara>
-        <m:oMathParaPr>
-          <m:jc m:val="left"/>
-        </m:oMathParaPr>
-        <m:oMath>
-          <m:r>
-            <w:rPr>
-              <w:rFonts w:ascii="Cambria Math" w:eastAsia="宋体" w:hAnsi="Cambria Math" w:cs="Cambria Math"/>
-              <w:sz w:val="21"/>
-              <w:szCs w:val="21"/>
-            </w:rPr>
-            <m:t>b</m:t>
-          </m:r>
-          <m:r>
-            <w:rPr>
-              <w:rFonts w:ascii="Cambria Math" w:eastAsia="宋体" w:hAnsi="Cambria Math" w:cs="Cambria Math"/>
-              <w:sz w:val="21"/>
-              <w:szCs w:val="21"/>
-            </w:rPr>
-            <m:t>=</m:t>
-          </m:r>
-          <m:r>
-            <w:rPr>
-              <w:rFonts w:ascii="Cambria Math" w:eastAsia="宋体" w:hAnsi="Cambria Math" w:cs="Cambria Math"/>
-              <w:sz w:val="21"/>
-              <w:szCs w:val="21"/>
-            </w:rPr>
-            <m:t>1</m:t>
-          </m:r>
-        </m:oMath>
-      </m:oMathPara>
-      <w:r>
-        <w:rPr>
-          <w:rFonts w:ascii="Times New Roman" w:hAnsi="Times New Roman" w:eastAsia="宋体"/>
-          <w:sz w:val="21"/>
-          <w:szCs w:val="21"/>
-        </w:rPr>
-        <w:t>时，（3，2，1）与（6，4，2）、（9，6，3）重复二次；</w:t>
-      </w:r>
-    </w:p>
-    <w:p>
-      <w:pPr>
-        <w:shd w:val="clear" w:color="auto" w:fill="auto"/>
-        <w:spacing w:line="300" w:lineRule="auto" w:before="0" w:after="0"/>
-        <w:jc w:val="left"/>
-        <w:rPr>
-          <w:sz w:val="21"/>
-          <w:szCs w:val="21"/>
-        </w:rPr>
-      </w:pPr>
-      <w:r>
-        <w:rPr>
           <w:rFonts w:ascii="Times New Roman" w:eastAsia="宋体" w:hAnsi="Times New Roman" w:cs="Times New Roman"/>
           <w:kern w:val="0"/>
           <w:sz w:val="21"/>
@@ -3068,17 +3015,6 @@
         </w:rPr>
         <w:t>（4，2，1）与（8，4，2）重复一次；</w:t>
       </w:r>
-    </w:p>
-    <w:p>
-      <w:pPr>
-        <w:shd w:val="clear" w:color="auto" w:fill="auto"/>
-        <w:spacing w:line="300" w:lineRule="auto" w:before="0" w:after="0"/>
-        <w:jc w:val="left"/>
-        <w:rPr>
-          <w:sz w:val="21"/>
-          <w:szCs w:val="21"/>
-        </w:rPr>
-      </w:pPr>
       <w:r>
         <w:rPr>
           <w:rFonts w:ascii="Times New Roman" w:eastAsia="宋体" w:hAnsi="Times New Roman" w:cs="Times New Roman"/>
@@ -3096,17 +3032,6 @@
         </w:rPr>
         <w:t>（5，2，1）与（10，4，2）重复一次；</w:t>
       </w:r>
-    </w:p>
-    <w:p>
-      <w:pPr>
-        <w:shd w:val="clear" w:color="auto" w:fill="auto"/>
-        <w:spacing w:line="300" w:lineRule="auto" w:before="0" w:after="0"/>
-        <w:jc w:val="left"/>
-        <w:rPr>
-          <w:sz w:val="21"/>
-          <w:szCs w:val="21"/>
-        </w:rPr>
-      </w:pPr>
       <w:r>
         <w:rPr>
           <w:rFonts w:ascii="Times New Roman" w:eastAsia="宋体" w:hAnsi="Times New Roman" w:cs="Times New Roman"/>
@@ -3152,17 +3077,6 @@
         </w:rPr>
         <w:t>（5，3，1）与（10，6，2）重复一次；</w:t>
       </w:r>
-    </w:p>
-    <w:p>
-      <w:pPr>
-        <w:shd w:val="clear" w:color="auto" w:fill="auto"/>
-        <w:spacing w:line="300" w:lineRule="auto" w:before="0" w:after="0"/>
-        <w:jc w:val="left"/>
-        <w:rPr>
-          <w:sz w:val="21"/>
-          <w:szCs w:val="21"/>
-        </w:rPr>
-      </w:pPr>
       <w:r>
         <w:rPr>
           <w:rFonts w:ascii="Times New Roman" w:eastAsia="宋体" w:hAnsi="Times New Roman" w:cs="Times New Roman"/>
@@ -3238,17 +3152,6 @@
         </w:rPr>
         <w:t>时，（4，3，2）与（8，6，4）重复一次；</w:t>
       </w:r>
-    </w:p>
-    <w:p>
-      <w:pPr>
-        <w:shd w:val="clear" w:color="auto" w:fill="auto"/>
-        <w:spacing w:line="300" w:lineRule="auto" w:before="0" w:after="0"/>
-        <w:jc w:val="left"/>
-        <w:rPr>
-          <w:sz w:val="21"/>
-          <w:szCs w:val="21"/>
-        </w:rPr>
-      </w:pPr>
       <w:r>
         <w:rPr>
           <w:rFonts w:ascii="Times New Roman" w:eastAsia="宋体" w:hAnsi="Times New Roman" w:cs="Times New Roman"/>
@@ -3422,12 +3325,6 @@
         </w:rPr>
         <w:t>【点睛】本题考查组合问题．要注意一些特殊情况．</w:t>
       </w:r>
-    </w:p>
-    <w:p>
-      <w:pPr>
-        <w:spacing w:before="0" w:after="0" w:line="300" w:lineRule="auto"/>
-        <w:jc w:val="left"/>
-      </w:pPr>
     </w:p>
     <w:p>
       <w:pPr>
@@ -4467,17 +4364,14 @@
         </w:rPr>
         <w:t>【答案】D</w:t>
       </w:r>
-    </w:p>
-    <w:p>
-      <w:pPr>
-        <w:shd w:val="clear" w:color="auto" w:fill="auto"/>
-        <w:spacing w:line="300" w:lineRule="auto" w:before="0" w:after="0"/>
-        <w:jc w:val="left"/>
-        <w:rPr>
+      <w:r>
+        <w:rPr>
+          <w:rFonts w:ascii="Times New Roman" w:hAnsi="Times New Roman" w:eastAsia="宋体"/>
           <w:sz w:val="21"/>
           <w:szCs w:val="21"/>
         </w:rPr>
-      </w:pPr>
+        <w:t xml:space="preserve">　</w:t>
+      </w:r>
       <w:r>
         <w:rPr>
           <w:rFonts w:ascii="Times New Roman" w:hAnsi="Times New Roman" w:eastAsia="宋体"/>
@@ -4486,17 +4380,14 @@
         </w:rPr>
         <w:t>【难度】0.4</w:t>
       </w:r>
-    </w:p>
-    <w:p>
-      <w:pPr>
-        <w:shd w:val="clear" w:color="auto" w:fill="auto"/>
-        <w:spacing w:line="300" w:lineRule="auto" w:before="0" w:after="0"/>
-        <w:jc w:val="left"/>
-        <w:rPr>
+      <w:r>
+        <w:rPr>
+          <w:rFonts w:ascii="Times New Roman" w:hAnsi="Times New Roman" w:eastAsia="宋体"/>
           <w:sz w:val="21"/>
           <w:szCs w:val="21"/>
         </w:rPr>
-      </w:pPr>
+        <w:t xml:space="preserve">　</w:t>
+      </w:r>
       <w:r>
         <w:rPr>
           <w:rFonts w:ascii="Times New Roman" w:hAnsi="Times New Roman" w:eastAsia="宋体"/>
@@ -4524,17 +4415,13 @@
         </w:rPr>
         <w:t>【分析】将6根火柴能表示数字的搭配列举出来，再根据数的排列特征即可得解.</w:t>
       </w:r>
-    </w:p>
-    <w:p>
-      <w:pPr>
-        <w:shd w:val="clear" w:color="auto" w:fill="auto"/>
-        <w:spacing w:line="300" w:lineRule="auto" w:before="0" w:after="0"/>
-        <w:jc w:val="left"/>
-        <w:rPr>
-          <w:sz w:val="21"/>
-          <w:szCs w:val="21"/>
-        </w:rPr>
-      </w:pPr>
+      <w:r>
+        <w:rPr>
+          <w:rFonts w:ascii="Times New Roman" w:hAnsi="Times New Roman" w:eastAsia="宋体"/>
+          <w:sz w:val="21"/>
+        </w:rPr>
+        <w:t xml:space="preserve">；</w:t>
+      </w:r>
       <w:r>
         <w:rPr>
           <w:rFonts w:ascii="Times New Roman" w:hAnsi="Times New Roman" w:eastAsia="宋体"/>
@@ -5412,17 +5299,13 @@
         </w:rPr>
         <w:t xml:space="preserve"> 个.</w:t>
       </w:r>
-    </w:p>
-    <w:p>
-      <w:pPr>
-        <w:shd w:val="clear" w:color="auto" w:fill="auto"/>
-        <w:spacing w:line="300" w:lineRule="auto" w:before="0" w:after="0"/>
-        <w:jc w:val="left"/>
-        <w:rPr>
-          <w:sz w:val="21"/>
-          <w:szCs w:val="21"/>
-        </w:rPr>
-      </w:pPr>
+      <w:r>
+        <w:rPr>
+          <w:rFonts w:ascii="Times New Roman" w:hAnsi="Times New Roman" w:eastAsia="宋体"/>
+          <w:sz w:val="21"/>
+        </w:rPr>
+        <w:t xml:space="preserve">；</w:t>
+      </w:r>
       <w:r>
         <w:rPr>
           <w:rFonts w:ascii="Times New Roman" w:hAnsi="Times New Roman" w:eastAsia="宋体"/>
@@ -5450,32 +5333,13 @@
         </w:rPr>
         <w:t>【点睛】本题考查了排列组合问题的综合应用，分类、分步计数原理的应用，注意分类时要做到“不重不漏”，属于难题.</w:t>
       </w:r>
-    </w:p>
-    <w:p>
-      <w:pPr>
-        <w:shd w:val="clear" w:color="auto" w:fill="auto"/>
-        <w:spacing w:line="300" w:lineRule="auto" w:before="0" w:after="0"/>
-        <w:jc w:val="left"/>
-        <w:rPr>
-          <w:sz w:val="21"/>
-          <w:szCs w:val="21"/>
-        </w:rPr>
-      </w:pPr>
       <w:r>
         <w:rPr>
           <w:rFonts w:ascii="Times New Roman" w:hAnsi="Times New Roman" w:eastAsia="宋体"/>
-          <w:b/>
-          <w:sz w:val="21"/>
-          <w:szCs w:val="21"/>
-        </w:rPr>
-        <w:t>二、多选题</w:t>
+          <w:sz w:val="21"/>
+        </w:rPr>
+        <w:t xml:space="preserve">；</w:t>
       </w:r>
-    </w:p>
-    <w:p>
-      <w:pPr>
-        <w:spacing w:before="0" w:after="0" w:line="300" w:lineRule="auto"/>
-        <w:jc w:val="left"/>
-      </w:pPr>
     </w:p>
     <w:p>
       <w:pPr>
@@ -5531,17 +5395,14 @@
         </w:rPr>
         <w:t>【答案】5040</w:t>
       </w:r>
-    </w:p>
-    <w:p>
-      <w:pPr>
-        <w:shd w:val="clear" w:color="auto" w:fill="auto"/>
-        <w:spacing w:line="300" w:lineRule="auto" w:before="0" w:after="0"/>
-        <w:jc w:val="left"/>
-        <w:rPr>
+      <w:r>
+        <w:rPr>
+          <w:rFonts w:ascii="Times New Roman" w:hAnsi="Times New Roman" w:eastAsia="宋体"/>
           <w:sz w:val="21"/>
           <w:szCs w:val="21"/>
         </w:rPr>
-      </w:pPr>
+        <w:t xml:space="preserve">　</w:t>
+      </w:r>
       <w:r>
         <w:rPr>
           <w:rFonts w:ascii="Times New Roman" w:hAnsi="Times New Roman" w:eastAsia="宋体"/>
@@ -5550,17 +5411,14 @@
         </w:rPr>
         <w:t>【难度】0.4</w:t>
       </w:r>
-    </w:p>
-    <w:p>
-      <w:pPr>
-        <w:shd w:val="clear" w:color="auto" w:fill="auto"/>
-        <w:spacing w:line="300" w:lineRule="auto" w:before="0" w:after="0"/>
-        <w:jc w:val="left"/>
-        <w:rPr>
+      <w:r>
+        <w:rPr>
+          <w:rFonts w:ascii="Times New Roman" w:hAnsi="Times New Roman" w:eastAsia="宋体"/>
           <w:sz w:val="21"/>
           <w:szCs w:val="21"/>
         </w:rPr>
-      </w:pPr>
+        <w:t xml:space="preserve">　</w:t>
+      </w:r>
       <w:r>
         <w:rPr>
           <w:rFonts w:ascii="Times New Roman" w:hAnsi="Times New Roman" w:eastAsia="宋体"/>
@@ -5871,24 +5729,29 @@
         </w:rPr>
         <w:t>，</w:t>
       </w:r>
-    </w:p>
-    <w:p>
-      <w:pPr>
-        <w:shd w:val="clear" w:color="auto" w:fill="auto"/>
-        <w:spacing w:line="300" w:lineRule="auto" w:before="0" w:after="0"/>
-        <w:jc w:val="left"/>
-        <w:rPr>
+      <w:r>
+        <w:rPr>
+          <w:rFonts w:ascii="Times New Roman" w:hAnsi="Times New Roman" w:eastAsia="宋体"/>
           <w:sz w:val="21"/>
           <w:szCs w:val="21"/>
         </w:rPr>
-      </w:pPr>
+        <w:t>故</w:t>
+      </w:r>
       <w:r>
         <w:rPr>
           <w:rFonts w:ascii="Times New Roman" w:hAnsi="Times New Roman" w:eastAsia="宋体"/>
           <w:sz w:val="21"/>
           <w:szCs w:val="21"/>
         </w:rPr>
-        <w:t>故</w:t>
+        <w:t>人参加“演讲团”的不同参加方法数为</w:t>
+      </w:r>
+      <w:r>
+        <w:rPr>
+          <w:rFonts w:ascii="Times New Roman" w:hAnsi="Times New Roman" w:eastAsia="宋体"/>
+          <w:sz w:val="21"/>
+          <w:szCs w:val="21"/>
+        </w:rPr>
+        <w:t>；</w:t>
       </w:r>
       <m:oMathPara>
         <m:oMathParaPr>
@@ -5905,14 +5768,6 @@
           </m:r>
         </m:oMath>
       </m:oMathPara>
-      <w:r>
-        <w:rPr>
-          <w:rFonts w:ascii="Times New Roman" w:hAnsi="Times New Roman" w:eastAsia="宋体"/>
-          <w:sz w:val="21"/>
-          <w:szCs w:val="21"/>
-        </w:rPr>
-        <w:t>人参加“演讲团”的不同参加方法数为</w:t>
-      </w:r>
       <m:oMathPara>
         <m:oMathParaPr>
           <m:jc m:val="left"/>
@@ -6283,14 +6138,6 @@
           </m:r>
         </m:oMath>
       </m:oMathPara>
-      <w:r>
-        <w:rPr>
-          <w:rFonts w:ascii="Times New Roman" w:hAnsi="Times New Roman" w:eastAsia="宋体"/>
-          <w:sz w:val="21"/>
-          <w:szCs w:val="21"/>
-        </w:rPr>
-        <w:t>；</w:t>
-      </w:r>
     </w:p>
     <w:p>
       <w:pPr>
@@ -6833,6 +6680,69 @@
         </w:rPr>
         <w:t>，</w:t>
       </w:r>
+      <w:r>
+        <w:rPr>
+          <w:rFonts w:ascii="Times New Roman" w:hAnsi="Times New Roman" w:eastAsia="宋体"/>
+          <w:sz w:val="21"/>
+          <w:szCs w:val="21"/>
+        </w:rPr>
+        <w:t>故满足条件的方法数为</w:t>
+      </w:r>
+      <w:r>
+        <w:rPr>
+          <w:rFonts w:ascii="Times New Roman" w:hAnsi="Times New Roman" w:eastAsia="宋体"/>
+          <w:sz w:val="21"/>
+          <w:szCs w:val="21"/>
+        </w:rPr>
+        <w:t>，</w:t>
+      </w:r>
+      <m:oMathPara>
+        <m:oMathParaPr>
+          <m:jc m:val="left"/>
+        </m:oMathParaPr>
+        <m:oMath>
+          <m:r>
+            <w:rPr>
+              <w:rFonts w:ascii="Cambria Math" w:eastAsia="宋体" w:hAnsi="Cambria Math" w:cs="Cambria Math"/>
+              <w:sz w:val="21"/>
+              <w:szCs w:val="21"/>
+            </w:rPr>
+            <m:t>3600</m:t>
+          </m:r>
+          <m:r>
+            <w:rPr>
+              <w:rFonts w:ascii="Cambria Math" w:eastAsia="宋体" w:hAnsi="Cambria Math" w:cs="Cambria Math"/>
+              <w:sz w:val="21"/>
+              <w:szCs w:val="21"/>
+            </w:rPr>
+            <m:t>+</m:t>
+          </m:r>
+          <m:r>
+            <w:rPr>
+              <w:rFonts w:ascii="Cambria Math" w:eastAsia="宋体" w:hAnsi="Cambria Math" w:cs="Cambria Math"/>
+              <w:sz w:val="21"/>
+              <w:szCs w:val="21"/>
+            </w:rPr>
+            <m:t>1440</m:t>
+          </m:r>
+          <m:r>
+            <w:rPr>
+              <w:rFonts w:ascii="Cambria Math" w:eastAsia="宋体" w:hAnsi="Cambria Math" w:cs="Cambria Math"/>
+              <w:sz w:val="21"/>
+              <w:szCs w:val="21"/>
+            </w:rPr>
+            <m:t>=</m:t>
+          </m:r>
+          <m:r>
+            <w:rPr>
+              <w:rFonts w:ascii="Cambria Math" w:eastAsia="宋体" w:hAnsi="Cambria Math" w:cs="Cambria Math"/>
+              <w:sz w:val="21"/>
+              <w:szCs w:val="21"/>
+            </w:rPr>
+            <m:t>5040</m:t>
+          </m:r>
+        </m:oMath>
+      </m:oMathPara>
     </w:p>
     <w:p>
       <w:pPr>
@@ -6850,101 +6760,7 @@
           <w:sz w:val="21"/>
           <w:szCs w:val="21"/>
         </w:rPr>
-        <w:t>故满足条件的方法数为</w:t>
-      </w:r>
-      <m:oMathPara>
-        <m:oMathParaPr>
-          <m:jc m:val="left"/>
-        </m:oMathParaPr>
-        <m:oMath>
-          <m:r>
-            <w:rPr>
-              <w:rFonts w:ascii="Cambria Math" w:eastAsia="宋体" w:hAnsi="Cambria Math" w:cs="Cambria Math"/>
-              <w:sz w:val="21"/>
-              <w:szCs w:val="21"/>
-            </w:rPr>
-            <m:t>3600</m:t>
-          </m:r>
-          <m:r>
-            <w:rPr>
-              <w:rFonts w:ascii="Cambria Math" w:eastAsia="宋体" w:hAnsi="Cambria Math" w:cs="Cambria Math"/>
-              <w:sz w:val="21"/>
-              <w:szCs w:val="21"/>
-            </w:rPr>
-            <m:t>+</m:t>
-          </m:r>
-          <m:r>
-            <w:rPr>
-              <w:rFonts w:ascii="Cambria Math" w:eastAsia="宋体" w:hAnsi="Cambria Math" w:cs="Cambria Math"/>
-              <w:sz w:val="21"/>
-              <w:szCs w:val="21"/>
-            </w:rPr>
-            <m:t>1440</m:t>
-          </m:r>
-          <m:r>
-            <w:rPr>
-              <w:rFonts w:ascii="Cambria Math" w:eastAsia="宋体" w:hAnsi="Cambria Math" w:cs="Cambria Math"/>
-              <w:sz w:val="21"/>
-              <w:szCs w:val="21"/>
-            </w:rPr>
-            <m:t>=</m:t>
-          </m:r>
-          <m:r>
-            <w:rPr>
-              <w:rFonts w:ascii="Cambria Math" w:eastAsia="宋体" w:hAnsi="Cambria Math" w:cs="Cambria Math"/>
-              <w:sz w:val="21"/>
-              <w:szCs w:val="21"/>
-            </w:rPr>
-            <m:t>5040</m:t>
-          </m:r>
-        </m:oMath>
-      </m:oMathPara>
-      <w:r>
-        <w:rPr>
-          <w:rFonts w:ascii="Times New Roman" w:hAnsi="Times New Roman" w:eastAsia="宋体"/>
-          <w:sz w:val="21"/>
-          <w:szCs w:val="21"/>
-        </w:rPr>
-        <w:t>，</w:t>
-      </w:r>
-    </w:p>
-    <w:p>
-      <w:pPr>
-        <w:shd w:val="clear" w:color="auto" w:fill="auto"/>
-        <w:spacing w:line="300" w:lineRule="auto" w:before="0" w:after="0"/>
-        <w:jc w:val="left"/>
-        <w:rPr>
-          <w:sz w:val="21"/>
-          <w:szCs w:val="21"/>
-        </w:rPr>
-      </w:pPr>
-      <w:r>
-        <w:rPr>
-          <w:rFonts w:ascii="Times New Roman" w:hAnsi="Times New Roman" w:eastAsia="宋体"/>
-          <w:sz w:val="21"/>
-          <w:szCs w:val="21"/>
-        </w:rPr>
         <w:t>故答案为：5040</w:t>
-      </w:r>
-    </w:p>
-    <w:p>
-      <w:pPr>
-        <w:shd w:val="clear" w:color="auto" w:fill="auto"/>
-        <w:spacing w:line="300" w:lineRule="auto" w:before="0" w:after="0"/>
-        <w:jc w:val="left"/>
-        <w:rPr>
-          <w:sz w:val="21"/>
-          <w:szCs w:val="21"/>
-        </w:rPr>
-      </w:pPr>
-      <w:r>
-        <w:rPr>
-          <w:rFonts w:ascii="Times New Roman" w:hAnsi="Times New Roman" w:eastAsia="宋体"/>
-          <w:b/>
-          <w:sz w:val="21"/>
-          <w:szCs w:val="21"/>
-        </w:rPr>
-        <w:t>四、解答题</w:t>
       </w:r>
     </w:p>
     <w:p>
@@ -7507,24 +7323,37 @@
         </w:rPr>
         <w:t>的值；</w:t>
       </w:r>
-    </w:p>
-    <w:p>
-      <w:pPr>
-        <w:shd w:val="clear" w:color="auto" w:fill="auto"/>
-        <w:spacing w:line="300" w:lineRule="auto" w:before="0" w:after="0"/>
-        <w:jc w:val="left"/>
-        <w:rPr>
+      <w:r>
+        <w:rPr>
+          <w:rFonts w:ascii="Times New Roman" w:hAnsi="Times New Roman" w:eastAsia="宋体"/>
           <w:sz w:val="21"/>
           <w:szCs w:val="21"/>
         </w:rPr>
-      </w:pPr>
+        <w:t>（2）设</w:t>
+      </w:r>
       <w:r>
         <w:rPr>
           <w:rFonts w:ascii="Times New Roman" w:hAnsi="Times New Roman" w:eastAsia="宋体"/>
           <w:sz w:val="21"/>
           <w:szCs w:val="21"/>
         </w:rPr>
-        <w:t>（2）设</w:t>
+        <w:t>，当</w:t>
+      </w:r>
+      <w:r>
+        <w:rPr>
+          <w:rFonts w:ascii="Times New Roman" w:hAnsi="Times New Roman" w:eastAsia="宋体"/>
+          <w:sz w:val="21"/>
+          <w:szCs w:val="21"/>
+        </w:rPr>
+        <w:t>为何值时，</w:t>
+      </w:r>
+      <w:r>
+        <w:rPr>
+          <w:rFonts w:ascii="Times New Roman" w:hAnsi="Times New Roman" w:eastAsia="宋体"/>
+          <w:sz w:val="21"/>
+          <w:szCs w:val="21"/>
+        </w:rPr>
+        <w:t>取得最小值？</w:t>
       </w:r>
       <m:oMathPara>
         <m:oMathParaPr>
@@ -7557,14 +7386,6 @@
           </m:r>
         </m:oMath>
       </m:oMathPara>
-      <w:r>
-        <w:rPr>
-          <w:rFonts w:ascii="Times New Roman" w:hAnsi="Times New Roman" w:eastAsia="宋体"/>
-          <w:sz w:val="21"/>
-          <w:szCs w:val="21"/>
-        </w:rPr>
-        <w:t>，当</w:t>
-      </w:r>
       <m:oMathPara>
         <m:oMathParaPr>
           <m:jc m:val="left"/>
@@ -7580,14 +7401,6 @@
           </m:r>
         </m:oMath>
       </m:oMathPara>
-      <w:r>
-        <w:rPr>
-          <w:rFonts w:ascii="Times New Roman" w:hAnsi="Times New Roman" w:eastAsia="宋体"/>
-          <w:sz w:val="21"/>
-          <w:szCs w:val="21"/>
-        </w:rPr>
-        <w:t>为何值时，</w:t>
-      </w:r>
       <m:oMathPara>
         <m:oMathParaPr>
           <m:jc m:val="left"/>
@@ -7695,14 +7508,6 @@
           </m:f>
         </m:oMath>
       </m:oMathPara>
-      <w:r>
-        <w:rPr>
-          <w:rFonts w:ascii="Times New Roman" w:hAnsi="Times New Roman" w:eastAsia="宋体"/>
-          <w:sz w:val="21"/>
-          <w:szCs w:val="21"/>
-        </w:rPr>
-        <w:t>取得最小值？</w:t>
-      </w:r>
     </w:p>
     <w:p>
       <w:pPr>
@@ -8591,17 +8396,14 @@
         </w:rPr>
         <w:t>【难度】0.4</w:t>
       </w:r>
-    </w:p>
-    <w:p>
-      <w:pPr>
-        <w:shd w:val="clear" w:color="auto" w:fill="auto"/>
-        <w:spacing w:line="300" w:lineRule="auto" w:before="0" w:after="0"/>
-        <w:jc w:val="left"/>
-        <w:rPr>
+      <w:r>
+        <w:rPr>
+          <w:rFonts w:ascii="Times New Roman" w:hAnsi="Times New Roman" w:eastAsia="宋体"/>
           <w:sz w:val="21"/>
           <w:szCs w:val="21"/>
         </w:rPr>
-      </w:pPr>
+        <w:t xml:space="preserve">　</w:t>
+      </w:r>
       <w:r>
         <w:rPr>
           <w:rFonts w:ascii="Times New Roman" w:hAnsi="Times New Roman" w:eastAsia="宋体"/>
@@ -8842,24 +8644,21 @@
         </w:rPr>
         <w:t>，运算求得结果．</w:t>
       </w:r>
-    </w:p>
-    <w:p>
-      <w:pPr>
-        <w:shd w:val="clear" w:color="auto" w:fill="auto"/>
-        <w:spacing w:line="300" w:lineRule="auto" w:before="0" w:after="0"/>
-        <w:jc w:val="left"/>
-        <w:rPr>
+      <w:r>
+        <w:rPr>
+          <w:rFonts w:ascii="Times New Roman" w:hAnsi="Times New Roman" w:eastAsia="宋体"/>
           <w:sz w:val="21"/>
           <w:szCs w:val="21"/>
         </w:rPr>
-      </w:pPr>
+        <w:t>（2）根据</w:t>
+      </w:r>
       <w:r>
         <w:rPr>
           <w:rFonts w:ascii="Times New Roman" w:hAnsi="Times New Roman" w:eastAsia="宋体"/>
           <w:sz w:val="21"/>
           <w:szCs w:val="21"/>
         </w:rPr>
-        <w:t>（2）根据</w:t>
+        <w:t>，再利用二次函数的性质求得式子的最小值．</w:t>
       </w:r>
       <m:oMathPara>
         <m:oMathParaPr>
@@ -9258,14 +9057,6 @@
           </m:r>
         </m:oMath>
       </m:oMathPara>
-      <w:r>
-        <w:rPr>
-          <w:rFonts w:ascii="Times New Roman" w:hAnsi="Times New Roman" w:eastAsia="宋体"/>
-          <w:sz w:val="21"/>
-          <w:szCs w:val="21"/>
-        </w:rPr>
-        <w:t>，再利用二次函数的性质求得式子的最小值．</w:t>
-      </w:r>
     </w:p>
     <w:p>
       <w:pPr>
@@ -9754,24 +9545,21 @@
         </w:rPr>
         <w:t>．</w:t>
       </w:r>
-    </w:p>
-    <w:p>
-      <w:pPr>
-        <w:shd w:val="clear" w:color="auto" w:fill="auto"/>
-        <w:spacing w:line="300" w:lineRule="auto" w:before="0" w:after="0"/>
-        <w:jc w:val="left"/>
-        <w:rPr>
+      <w:r>
+        <w:rPr>
+          <w:rFonts w:ascii="Times New Roman" w:hAnsi="Times New Roman" w:eastAsia="宋体"/>
           <w:sz w:val="21"/>
           <w:szCs w:val="21"/>
         </w:rPr>
-      </w:pPr>
+        <w:t>（2）</w:t>
+      </w:r>
       <w:r>
         <w:rPr>
           <w:rFonts w:ascii="Times New Roman" w:hAnsi="Times New Roman" w:eastAsia="宋体"/>
           <w:sz w:val="21"/>
           <w:szCs w:val="21"/>
         </w:rPr>
-        <w:t>（2）</w:t>
+        <w:t>，</w:t>
       </w:r>
       <m:oMathPara>
         <m:oMathParaPr>
@@ -10174,21 +9962,41 @@
         <w:rPr>
           <w:rFonts w:ascii="Times New Roman" w:hAnsi="Times New Roman" w:eastAsia="宋体"/>
           <w:sz w:val="21"/>
+        </w:rPr>
+        <w:t xml:space="preserve">；</w:t>
+      </w:r>
+      <w:r>
+        <w:rPr>
+          <w:rFonts w:ascii="Times New Roman" w:hAnsi="Times New Roman" w:eastAsia="宋体"/>
+          <w:sz w:val="21"/>
           <w:szCs w:val="21"/>
         </w:rPr>
-        <w:t>，</w:t>
+        <w:t>，故当</w:t>
       </w:r>
-    </w:p>
-    <w:p>
-      <w:pPr>
-        <w:shd w:val="clear" w:color="auto" w:fill="auto"/>
-        <w:spacing w:line="300" w:lineRule="auto" w:before="0" w:after="0"/>
-        <w:jc w:val="left"/>
-        <w:rPr>
+      <w:r>
+        <w:rPr>
+          <w:rFonts w:ascii="Times New Roman" w:hAnsi="Times New Roman" w:eastAsia="宋体"/>
           <w:sz w:val="21"/>
           <w:szCs w:val="21"/>
         </w:rPr>
-      </w:pPr>
+        <w:t>，即</w:t>
+      </w:r>
+      <w:r>
+        <w:rPr>
+          <w:rFonts w:ascii="Times New Roman" w:hAnsi="Times New Roman" w:eastAsia="宋体"/>
+          <w:sz w:val="21"/>
+          <w:szCs w:val="21"/>
+        </w:rPr>
+        <w:t>时，</w:t>
+      </w:r>
+      <w:r>
+        <w:rPr>
+          <w:rFonts w:ascii="Times New Roman" w:hAnsi="Times New Roman" w:eastAsia="宋体"/>
+          <w:sz w:val="21"/>
+          <w:szCs w:val="21"/>
+        </w:rPr>
+        <w:t>取得最小值。</w:t>
+      </w:r>
       <m:oMathPara>
         <m:oMathParaPr>
           <m:jc m:val="left"/>
@@ -10228,14 +10036,6 @@
           </m:r>
         </m:oMath>
       </m:oMathPara>
-      <w:r>
-        <w:rPr>
-          <w:rFonts w:ascii="Times New Roman" w:hAnsi="Times New Roman" w:eastAsia="宋体"/>
-          <w:sz w:val="21"/>
-          <w:szCs w:val="21"/>
-        </w:rPr>
-        <w:t>，故当</w:t>
-      </w:r>
       <m:oMathPara>
         <m:oMathParaPr>
           <m:jc m:val="left"/>
@@ -10295,14 +10095,6 @@
           </m:f>
         </m:oMath>
       </m:oMathPara>
-      <w:r>
-        <w:rPr>
-          <w:rFonts w:ascii="Times New Roman" w:hAnsi="Times New Roman" w:eastAsia="宋体"/>
-          <w:sz w:val="21"/>
-          <w:szCs w:val="21"/>
-        </w:rPr>
-        <w:t>，即</w:t>
-      </w:r>
       <m:oMathPara>
         <m:oMathParaPr>
           <m:jc m:val="left"/>
@@ -10348,14 +10140,6 @@
           </m:f>
         </m:oMath>
       </m:oMathPara>
-      <w:r>
-        <w:rPr>
-          <w:rFonts w:ascii="Times New Roman" w:hAnsi="Times New Roman" w:eastAsia="宋体"/>
-          <w:sz w:val="21"/>
-          <w:szCs w:val="21"/>
-        </w:rPr>
-        <w:t>时，</w:t>
-      </w:r>
       <m:oMathPara>
         <m:oMathParaPr>
           <m:jc m:val="left"/>
@@ -10467,28 +10251,40 @@
         <w:rPr>
           <w:rFonts w:ascii="Times New Roman" w:hAnsi="Times New Roman" w:eastAsia="宋体"/>
           <w:sz w:val="21"/>
+        </w:rPr>
+        <w:t xml:space="preserve">；</w:t>
+      </w:r>
+      <w:r>
+        <w:rPr>
+          <w:rFonts w:ascii="Times New Roman" w:hAnsi="Times New Roman" w:eastAsia="宋体"/>
+          <w:sz w:val="21"/>
           <w:szCs w:val="21"/>
         </w:rPr>
-        <w:t>取得最小值。</w:t>
+        <w:t>（3）性质①不能推广，例如当</w:t>
       </w:r>
-    </w:p>
-    <w:p>
-      <w:pPr>
-        <w:shd w:val="clear" w:color="auto" w:fill="auto"/>
-        <w:spacing w:line="300" w:lineRule="auto" w:before="0" w:after="0"/>
-        <w:jc w:val="left"/>
-        <w:rPr>
+      <w:r>
+        <w:rPr>
+          <w:rFonts w:ascii="Times New Roman" w:hAnsi="Times New Roman" w:eastAsia="宋体"/>
           <w:sz w:val="21"/>
           <w:szCs w:val="21"/>
         </w:rPr>
-      </w:pPr>
+        <w:t>时，</w:t>
+      </w:r>
       <w:r>
         <w:rPr>
           <w:rFonts w:ascii="Times New Roman" w:hAnsi="Times New Roman" w:eastAsia="宋体"/>
           <w:sz w:val="21"/>
           <w:szCs w:val="21"/>
         </w:rPr>
-        <w:t>（3）性质①不能推广，例如当</w:t>
+        <w:t>有定义，但</w:t>
+      </w:r>
+      <w:r>
+        <w:rPr>
+          <w:rFonts w:ascii="Times New Roman" w:hAnsi="Times New Roman" w:eastAsia="宋体"/>
+          <w:sz w:val="21"/>
+          <w:szCs w:val="21"/>
+        </w:rPr>
+        <w:t>无意义；</w:t>
       </w:r>
       <m:oMathPara>
         <m:oMathParaPr>
@@ -10529,14 +10325,6 @@
           </m:rad>
         </m:oMath>
       </m:oMathPara>
-      <w:r>
-        <w:rPr>
-          <w:rFonts w:ascii="Times New Roman" w:hAnsi="Times New Roman" w:eastAsia="宋体"/>
-          <w:sz w:val="21"/>
-          <w:szCs w:val="21"/>
-        </w:rPr>
-        <w:t>时，</w:t>
-      </w:r>
       <m:oMathPara>
         <m:oMathParaPr>
           <m:jc m:val="left"/>
@@ -10584,14 +10372,6 @@
           </m:sSubSup>
         </m:oMath>
       </m:oMathPara>
-      <w:r>
-        <w:rPr>
-          <w:rFonts w:ascii="Times New Roman" w:hAnsi="Times New Roman" w:eastAsia="宋体"/>
-          <w:sz w:val="21"/>
-          <w:szCs w:val="21"/>
-        </w:rPr>
-        <w:t>有定义，但</w:t>
-      </w:r>
       <m:oMathPara>
         <m:oMathParaPr>
           <m:jc m:val="left"/>
@@ -10663,14 +10443,6 @@
           </m:sSubSup>
         </m:oMath>
       </m:oMathPara>
-      <w:r>
-        <w:rPr>
-          <w:rFonts w:ascii="Times New Roman" w:hAnsi="Times New Roman" w:eastAsia="宋体"/>
-          <w:sz w:val="21"/>
-          <w:szCs w:val="21"/>
-        </w:rPr>
-        <w:t>无意义；</w:t>
-      </w:r>
     </w:p>
     <w:p>
       <w:pPr>
@@ -10911,24 +10683,29 @@
         </w:rPr>
         <w:t>是正整数，</w:t>
       </w:r>
-    </w:p>
-    <w:p>
-      <w:pPr>
-        <w:shd w:val="clear" w:color="auto" w:fill="auto"/>
-        <w:spacing w:line="300" w:lineRule="auto" w:before="0" w:after="0"/>
-        <w:jc w:val="left"/>
-        <w:rPr>
+      <w:r>
+        <w:rPr>
+          <w:rFonts w:ascii="Times New Roman" w:hAnsi="Times New Roman" w:eastAsia="宋体"/>
           <w:sz w:val="21"/>
           <w:szCs w:val="21"/>
         </w:rPr>
-      </w:pPr>
+        <w:t>事实上，当</w:t>
+      </w:r>
       <w:r>
         <w:rPr>
           <w:rFonts w:ascii="Times New Roman" w:hAnsi="Times New Roman" w:eastAsia="宋体"/>
           <w:sz w:val="21"/>
           <w:szCs w:val="21"/>
         </w:rPr>
-        <w:t>事实上，当</w:t>
+        <w:t>时，有</w:t>
+      </w:r>
+      <w:r>
+        <w:rPr>
+          <w:rFonts w:ascii="Times New Roman" w:hAnsi="Times New Roman" w:eastAsia="宋体"/>
+          <w:sz w:val="21"/>
+          <w:szCs w:val="21"/>
+        </w:rPr>
+        <w:t>．</w:t>
       </w:r>
       <m:oMathPara>
         <m:oMathParaPr>
@@ -10961,14 +10738,6 @@
           </m:r>
         </m:oMath>
       </m:oMathPara>
-      <w:r>
-        <w:rPr>
-          <w:rFonts w:ascii="Times New Roman" w:hAnsi="Times New Roman" w:eastAsia="宋体"/>
-          <w:sz w:val="21"/>
-          <w:szCs w:val="21"/>
-        </w:rPr>
-        <w:t>时，有</w:t>
-      </w:r>
       <m:oMathPara>
         <m:oMathParaPr>
           <m:jc m:val="left"/>
@@ -11140,21 +10909,9 @@
         <w:rPr>
           <w:rFonts w:ascii="Times New Roman" w:hAnsi="Times New Roman" w:eastAsia="宋体"/>
           <w:sz w:val="21"/>
-          <w:szCs w:val="21"/>
-        </w:rPr>
-        <w:t>．</w:t>
+        </w:rPr>
+        <w:t xml:space="preserve">；</w:t>
       </w:r>
-    </w:p>
-    <w:p>
-      <w:pPr>
-        <w:shd w:val="clear" w:color="auto" w:fill="auto"/>
-        <w:spacing w:line="300" w:lineRule="auto" w:before="0" w:after="0"/>
-        <w:jc w:val="left"/>
-        <w:rPr>
-          <w:sz w:val="21"/>
-          <w:szCs w:val="21"/>
-        </w:rPr>
-      </w:pPr>
       <w:r>
         <w:rPr>
           <w:rFonts w:ascii="Times New Roman" w:hAnsi="Times New Roman" w:eastAsia="宋体"/>
@@ -11163,37 +10920,6 @@
         </w:rPr>
         <w:t>当</w:t>
       </w:r>
-      <m:oMathPara>
-        <m:oMathParaPr>
-          <m:jc m:val="left"/>
-        </m:oMathParaPr>
-        <m:oMath>
-          <m:r>
-            <w:rPr>
-              <w:rFonts w:ascii="Cambria Math" w:eastAsia="宋体" w:hAnsi="Cambria Math" w:cs="Cambria Math"/>
-              <w:sz w:val="21"/>
-              <w:szCs w:val="21"/>
-            </w:rPr>
-            <m:t>m</m:t>
-          </m:r>
-          <m:r>
-            <w:rPr>
-              <w:rFonts w:ascii="Cambria Math" w:eastAsia="宋体" w:hAnsi="Cambria Math" w:cs="Cambria Math"/>
-              <w:sz w:val="21"/>
-              <w:szCs w:val="21"/>
-            </w:rPr>
-            <m:t>⩾</m:t>
-          </m:r>
-          <m:r>
-            <w:rPr>
-              <w:rFonts w:ascii="Cambria Math" w:eastAsia="宋体" w:hAnsi="Cambria Math" w:cs="Cambria Math"/>
-              <w:sz w:val="21"/>
-              <w:szCs w:val="21"/>
-            </w:rPr>
-            <m:t>2</m:t>
-          </m:r>
-        </m:oMath>
-      </m:oMathPara>
       <w:r>
         <w:rPr>
           <w:rFonts w:ascii="Times New Roman" w:hAnsi="Times New Roman" w:eastAsia="宋体"/>
@@ -11213,6 +10939,37 @@
               <w:sz w:val="21"/>
               <w:szCs w:val="21"/>
             </w:rPr>
+            <m:t>m</m:t>
+          </m:r>
+          <m:r>
+            <w:rPr>
+              <w:rFonts w:ascii="Cambria Math" w:eastAsia="宋体" w:hAnsi="Cambria Math" w:cs="Cambria Math"/>
+              <w:sz w:val="21"/>
+              <w:szCs w:val="21"/>
+            </w:rPr>
+            <m:t>⩾</m:t>
+          </m:r>
+          <m:r>
+            <w:rPr>
+              <w:rFonts w:ascii="Cambria Math" w:eastAsia="宋体" w:hAnsi="Cambria Math" w:cs="Cambria Math"/>
+              <w:sz w:val="21"/>
+              <w:szCs w:val="21"/>
+            </w:rPr>
+            <m:t>2</m:t>
+          </m:r>
+        </m:oMath>
+      </m:oMathPara>
+      <m:oMathPara>
+        <m:oMathParaPr>
+          <m:jc m:val="left"/>
+        </m:oMathParaPr>
+        <m:oMath>
+          <m:r>
+            <w:rPr>
+              <w:rFonts w:ascii="Cambria Math" w:eastAsia="宋体" w:hAnsi="Cambria Math" w:cs="Cambria Math"/>
+              <w:sz w:val="21"/>
+              <w:szCs w:val="21"/>
+            </w:rPr>
             <m:t>.</m:t>
           </m:r>
           <m:sSubSup>
@@ -11619,6 +11376,537 @@
               </m:r>
             </m:den>
           </m:f>
+        </m:oMath>
+      </m:oMathPara>
+      <w:r>
+        <w:rPr>
+          <w:rFonts w:ascii="Times New Roman" w:hAnsi="Times New Roman" w:eastAsia="宋体"/>
+          <w:sz w:val="21"/>
+        </w:rPr>
+        <w:t xml:space="preserve">；</w:t>
+      </w:r>
+      <w:r>
+        <w:rPr>
+          <w:rFonts w:ascii="Times New Roman" w:hAnsi="Times New Roman" w:eastAsia="宋体"/>
+          <w:sz w:val="21"/>
+          <w:szCs w:val="21"/>
+        </w:rPr>
+        <w:t>．</w:t>
+      </w:r>
+      <m:oMathPara>
+        <m:oMathParaPr>
+          <m:jc m:val="left"/>
+        </m:oMathParaPr>
+        <m:oMath>
+          <m:r>
+            <w:rPr>
+              <w:rFonts w:ascii="Cambria Math" w:eastAsia="宋体" w:hAnsi="Cambria Math" w:cs="Cambria Math"/>
+              <w:sz w:val="21"/>
+              <w:szCs w:val="21"/>
+            </w:rPr>
+            <m:t>=</m:t>
+          </m:r>
+          <m:f>
+            <m:num>
+              <m:r>
+                <w:rPr>
+                  <w:rFonts w:ascii="Cambria Math" w:eastAsia="宋体" w:hAnsi="Cambria Math" w:cs="Cambria Math"/>
+                  <w:sz w:val="21"/>
+                  <w:szCs w:val="21"/>
+                </w:rPr>
+                <m:t>x</m:t>
+              </m:r>
+              <m:r>
+                <w:rPr>
+                  <w:rFonts w:ascii="Cambria Math" w:eastAsia="宋体" w:hAnsi="Cambria Math" w:cs="Cambria Math"/>
+                  <w:sz w:val="21"/>
+                  <w:szCs w:val="21"/>
+                </w:rPr>
+                <m:t>(</m:t>
+              </m:r>
+              <m:r>
+                <w:rPr>
+                  <w:rFonts w:ascii="Cambria Math" w:eastAsia="宋体" w:hAnsi="Cambria Math" w:cs="Cambria Math"/>
+                  <w:sz w:val="21"/>
+                  <w:szCs w:val="21"/>
+                </w:rPr>
+                <m:t>x</m:t>
+              </m:r>
+              <m:r>
+                <w:rPr>
+                  <w:rFonts w:ascii="Cambria Math" w:eastAsia="宋体" w:hAnsi="Cambria Math" w:cs="Cambria Math"/>
+                  <w:sz w:val="21"/>
+                  <w:szCs w:val="21"/>
+                </w:rPr>
+                <m:t>−</m:t>
+              </m:r>
+              <m:r>
+                <w:rPr>
+                  <w:rFonts w:ascii="Cambria Math" w:eastAsia="宋体" w:hAnsi="Cambria Math" w:cs="Cambria Math"/>
+                  <w:sz w:val="21"/>
+                  <w:szCs w:val="21"/>
+                </w:rPr>
+                <m:t>1</m:t>
+              </m:r>
+              <m:r>
+                <w:rPr>
+                  <w:rFonts w:ascii="Cambria Math" w:eastAsia="宋体" w:hAnsi="Cambria Math" w:cs="Cambria Math"/>
+                  <w:sz w:val="21"/>
+                  <w:szCs w:val="21"/>
+                </w:rPr>
+                <m:t>)</m:t>
+              </m:r>
+              <m:r>
+                <w:rPr>
+                  <w:rFonts w:ascii="Cambria Math" w:eastAsia="宋体" w:hAnsi="Cambria Math" w:cs="Cambria Math"/>
+                  <w:sz w:val="21"/>
+                  <w:szCs w:val="21"/>
+                </w:rPr>
+                <m:t>…</m:t>
+              </m:r>
+              <m:r>
+                <w:rPr>
+                  <w:rFonts w:ascii="Cambria Math" w:eastAsia="宋体" w:hAnsi="Cambria Math" w:cs="Cambria Math"/>
+                  <w:sz w:val="21"/>
+                  <w:szCs w:val="21"/>
+                </w:rPr>
+                <m:t>(</m:t>
+              </m:r>
+              <m:r>
+                <w:rPr>
+                  <w:rFonts w:ascii="Cambria Math" w:eastAsia="宋体" w:hAnsi="Cambria Math" w:cs="Cambria Math"/>
+                  <w:sz w:val="21"/>
+                  <w:szCs w:val="21"/>
+                </w:rPr>
+                <m:t>x</m:t>
+              </m:r>
+              <m:r>
+                <w:rPr>
+                  <w:rFonts w:ascii="Cambria Math" w:eastAsia="宋体" w:hAnsi="Cambria Math" w:cs="Cambria Math"/>
+                  <w:sz w:val="21"/>
+                  <w:szCs w:val="21"/>
+                </w:rPr>
+                <m:t>−</m:t>
+              </m:r>
+              <m:r>
+                <w:rPr>
+                  <w:rFonts w:ascii="Cambria Math" w:eastAsia="宋体" w:hAnsi="Cambria Math" w:cs="Cambria Math"/>
+                  <w:sz w:val="21"/>
+                  <w:szCs w:val="21"/>
+                </w:rPr>
+                <m:t>m</m:t>
+              </m:r>
+              <m:r>
+                <w:rPr>
+                  <w:rFonts w:ascii="Cambria Math" w:eastAsia="宋体" w:hAnsi="Cambria Math" w:cs="Cambria Math"/>
+                  <w:sz w:val="21"/>
+                  <w:szCs w:val="21"/>
+                </w:rPr>
+                <m:t>+</m:t>
+              </m:r>
+              <m:r>
+                <w:rPr>
+                  <w:rFonts w:ascii="Cambria Math" w:eastAsia="宋体" w:hAnsi="Cambria Math" w:cs="Cambria Math"/>
+                  <w:sz w:val="21"/>
+                  <w:szCs w:val="21"/>
+                </w:rPr>
+                <m:t>2</m:t>
+              </m:r>
+              <m:r>
+                <w:rPr>
+                  <w:rFonts w:ascii="Cambria Math" w:eastAsia="宋体" w:hAnsi="Cambria Math" w:cs="Cambria Math"/>
+                  <w:sz w:val="21"/>
+                  <w:szCs w:val="21"/>
+                </w:rPr>
+                <m:t>)</m:t>
+              </m:r>
+            </m:num>
+            <m:den>
+              <m:r>
+                <w:rPr>
+                  <w:rFonts w:ascii="Cambria Math" w:eastAsia="宋体" w:hAnsi="Cambria Math" w:cs="Cambria Math"/>
+                  <w:sz w:val="21"/>
+                  <w:szCs w:val="21"/>
+                </w:rPr>
+                <m:t>(</m:t>
+              </m:r>
+              <m:r>
+                <w:rPr>
+                  <w:rFonts w:ascii="Cambria Math" w:eastAsia="宋体" w:hAnsi="Cambria Math" w:cs="Cambria Math"/>
+                  <w:sz w:val="21"/>
+                  <w:szCs w:val="21"/>
+                </w:rPr>
+                <m:t>m</m:t>
+              </m:r>
+              <m:r>
+                <w:rPr>
+                  <w:rFonts w:ascii="Cambria Math" w:eastAsia="宋体" w:hAnsi="Cambria Math" w:cs="Cambria Math"/>
+                  <w:sz w:val="21"/>
+                  <w:szCs w:val="21"/>
+                </w:rPr>
+                <m:t>−</m:t>
+              </m:r>
+              <m:r>
+                <w:rPr>
+                  <w:rFonts w:ascii="Cambria Math" w:eastAsia="宋体" w:hAnsi="Cambria Math" w:cs="Cambria Math"/>
+                  <w:sz w:val="21"/>
+                  <w:szCs w:val="21"/>
+                </w:rPr>
+                <m:t>1</m:t>
+              </m:r>
+              <m:r>
+                <w:rPr>
+                  <w:rFonts w:ascii="Cambria Math" w:eastAsia="宋体" w:hAnsi="Cambria Math" w:cs="Cambria Math"/>
+                  <w:sz w:val="21"/>
+                  <w:szCs w:val="21"/>
+                </w:rPr>
+                <m:t>)</m:t>
+              </m:r>
+              <m:r>
+                <w:rPr>
+                  <w:rFonts w:ascii="Cambria Math" w:eastAsia="宋体" w:hAnsi="Cambria Math" w:cs="Cambria Math"/>
+                  <w:sz w:val="21"/>
+                  <w:szCs w:val="21"/>
+                </w:rPr>
+                <m:t>!</m:t>
+              </m:r>
+            </m:den>
+          </m:f>
+          <m:r>
+            <w:rPr>
+              <w:rFonts w:ascii="Cambria Math" w:eastAsia="宋体" w:hAnsi="Cambria Math" w:cs="Cambria Math"/>
+              <w:sz w:val="21"/>
+              <w:szCs w:val="21"/>
+            </w:rPr>
+            <m:t>[</m:t>
+          </m:r>
+          <m:f>
+            <m:num>
+              <m:r>
+                <w:rPr>
+                  <w:rFonts w:ascii="Cambria Math" w:eastAsia="宋体" w:hAnsi="Cambria Math" w:cs="Cambria Math"/>
+                  <w:sz w:val="21"/>
+                  <w:szCs w:val="21"/>
+                </w:rPr>
+                <m:t>x</m:t>
+              </m:r>
+              <m:r>
+                <w:rPr>
+                  <w:rFonts w:ascii="Cambria Math" w:eastAsia="宋体" w:hAnsi="Cambria Math" w:cs="Cambria Math"/>
+                  <w:sz w:val="21"/>
+                  <w:szCs w:val="21"/>
+                </w:rPr>
+                <m:t>−</m:t>
+              </m:r>
+              <m:r>
+                <w:rPr>
+                  <w:rFonts w:ascii="Cambria Math" w:eastAsia="宋体" w:hAnsi="Cambria Math" w:cs="Cambria Math"/>
+                  <w:sz w:val="21"/>
+                  <w:szCs w:val="21"/>
+                </w:rPr>
+                <m:t>m</m:t>
+              </m:r>
+              <m:r>
+                <w:rPr>
+                  <w:rFonts w:ascii="Cambria Math" w:eastAsia="宋体" w:hAnsi="Cambria Math" w:cs="Cambria Math"/>
+                  <w:sz w:val="21"/>
+                  <w:szCs w:val="21"/>
+                </w:rPr>
+                <m:t>+</m:t>
+              </m:r>
+              <m:r>
+                <w:rPr>
+                  <w:rFonts w:ascii="Cambria Math" w:eastAsia="宋体" w:hAnsi="Cambria Math" w:cs="Cambria Math"/>
+                  <w:sz w:val="21"/>
+                  <w:szCs w:val="21"/>
+                </w:rPr>
+                <m:t>1</m:t>
+              </m:r>
+            </m:num>
+            <m:den>
+              <m:r>
+                <w:rPr>
+                  <w:rFonts w:ascii="Cambria Math" w:eastAsia="宋体" w:hAnsi="Cambria Math" w:cs="Cambria Math"/>
+                  <w:sz w:val="21"/>
+                  <w:szCs w:val="21"/>
+                </w:rPr>
+                <m:t>m</m:t>
+              </m:r>
+            </m:den>
+          </m:f>
+          <m:r>
+            <w:rPr>
+              <w:rFonts w:ascii="Cambria Math" w:eastAsia="宋体" w:hAnsi="Cambria Math" w:cs="Cambria Math"/>
+              <w:sz w:val="21"/>
+              <w:szCs w:val="21"/>
+            </w:rPr>
+            <m:t>+</m:t>
+          </m:r>
+          <m:r>
+            <w:rPr>
+              <w:rFonts w:ascii="Cambria Math" w:eastAsia="宋体" w:hAnsi="Cambria Math" w:cs="Cambria Math"/>
+              <w:sz w:val="21"/>
+              <w:szCs w:val="21"/>
+            </w:rPr>
+            <m:t>1</m:t>
+          </m:r>
+          <m:r>
+            <w:rPr>
+              <w:rFonts w:ascii="Cambria Math" w:eastAsia="宋体" w:hAnsi="Cambria Math" w:cs="Cambria Math"/>
+              <w:sz w:val="21"/>
+              <w:szCs w:val="21"/>
+            </w:rPr>
+            <m:t>]</m:t>
+          </m:r>
+          <m:r>
+            <w:rPr>
+              <w:rFonts w:ascii="Cambria Math" w:eastAsia="宋体" w:hAnsi="Cambria Math" w:cs="Cambria Math"/>
+              <w:sz w:val="21"/>
+              <w:szCs w:val="21"/>
+            </w:rPr>
+            <m:t>=</m:t>
+          </m:r>
+          <m:f>
+            <m:num>
+              <m:r>
+                <w:rPr>
+                  <w:rFonts w:ascii="Cambria Math" w:eastAsia="宋体" w:hAnsi="Cambria Math" w:cs="Cambria Math"/>
+                  <w:sz w:val="21"/>
+                  <w:szCs w:val="21"/>
+                </w:rPr>
+                <m:t>x</m:t>
+              </m:r>
+              <m:r>
+                <w:rPr>
+                  <w:rFonts w:ascii="Cambria Math" w:eastAsia="宋体" w:hAnsi="Cambria Math" w:cs="Cambria Math"/>
+                  <w:sz w:val="21"/>
+                  <w:szCs w:val="21"/>
+                </w:rPr>
+                <m:t>(</m:t>
+              </m:r>
+              <m:r>
+                <w:rPr>
+                  <w:rFonts w:ascii="Cambria Math" w:eastAsia="宋体" w:hAnsi="Cambria Math" w:cs="Cambria Math"/>
+                  <w:sz w:val="21"/>
+                  <w:szCs w:val="21"/>
+                </w:rPr>
+                <m:t>x</m:t>
+              </m:r>
+              <m:r>
+                <w:rPr>
+                  <w:rFonts w:ascii="Cambria Math" w:eastAsia="宋体" w:hAnsi="Cambria Math" w:cs="Cambria Math"/>
+                  <w:sz w:val="21"/>
+                  <w:szCs w:val="21"/>
+                </w:rPr>
+                <m:t>−</m:t>
+              </m:r>
+              <m:r>
+                <w:rPr>
+                  <w:rFonts w:ascii="Cambria Math" w:eastAsia="宋体" w:hAnsi="Cambria Math" w:cs="Cambria Math"/>
+                  <w:sz w:val="21"/>
+                  <w:szCs w:val="21"/>
+                </w:rPr>
+                <m:t>1</m:t>
+              </m:r>
+              <m:r>
+                <w:rPr>
+                  <w:rFonts w:ascii="Cambria Math" w:eastAsia="宋体" w:hAnsi="Cambria Math" w:cs="Cambria Math"/>
+                  <w:sz w:val="21"/>
+                  <w:szCs w:val="21"/>
+                </w:rPr>
+                <m:t>)</m:t>
+              </m:r>
+              <m:r>
+                <w:rPr>
+                  <w:rFonts w:ascii="Cambria Math" w:eastAsia="宋体" w:hAnsi="Cambria Math" w:cs="Cambria Math"/>
+                  <w:sz w:val="21"/>
+                  <w:szCs w:val="21"/>
+                </w:rPr>
+                <m:t>…</m:t>
+              </m:r>
+              <m:r>
+                <w:rPr>
+                  <w:rFonts w:ascii="Cambria Math" w:eastAsia="宋体" w:hAnsi="Cambria Math" w:cs="Cambria Math"/>
+                  <w:sz w:val="21"/>
+                  <w:szCs w:val="21"/>
+                </w:rPr>
+                <m:t>(</m:t>
+              </m:r>
+              <m:r>
+                <w:rPr>
+                  <w:rFonts w:ascii="Cambria Math" w:eastAsia="宋体" w:hAnsi="Cambria Math" w:cs="Cambria Math"/>
+                  <w:sz w:val="21"/>
+                  <w:szCs w:val="21"/>
+                </w:rPr>
+                <m:t>x</m:t>
+              </m:r>
+              <m:r>
+                <w:rPr>
+                  <w:rFonts w:ascii="Cambria Math" w:eastAsia="宋体" w:hAnsi="Cambria Math" w:cs="Cambria Math"/>
+                  <w:sz w:val="21"/>
+                  <w:szCs w:val="21"/>
+                </w:rPr>
+                <m:t>−</m:t>
+              </m:r>
+              <m:r>
+                <w:rPr>
+                  <w:rFonts w:ascii="Cambria Math" w:eastAsia="宋体" w:hAnsi="Cambria Math" w:cs="Cambria Math"/>
+                  <w:sz w:val="21"/>
+                  <w:szCs w:val="21"/>
+                </w:rPr>
+                <m:t>m</m:t>
+              </m:r>
+              <m:r>
+                <w:rPr>
+                  <w:rFonts w:ascii="Cambria Math" w:eastAsia="宋体" w:hAnsi="Cambria Math" w:cs="Cambria Math"/>
+                  <w:sz w:val="21"/>
+                  <w:szCs w:val="21"/>
+                </w:rPr>
+                <m:t>+</m:t>
+              </m:r>
+              <m:r>
+                <w:rPr>
+                  <w:rFonts w:ascii="Cambria Math" w:eastAsia="宋体" w:hAnsi="Cambria Math" w:cs="Cambria Math"/>
+                  <w:sz w:val="21"/>
+                  <w:szCs w:val="21"/>
+                </w:rPr>
+                <m:t>2</m:t>
+              </m:r>
+              <m:r>
+                <w:rPr>
+                  <w:rFonts w:ascii="Cambria Math" w:eastAsia="宋体" w:hAnsi="Cambria Math" w:cs="Cambria Math"/>
+                  <w:sz w:val="21"/>
+                  <w:szCs w:val="21"/>
+                </w:rPr>
+                <m:t>)</m:t>
+              </m:r>
+              <m:r>
+                <w:rPr>
+                  <w:rFonts w:ascii="Cambria Math" w:eastAsia="宋体" w:hAnsi="Cambria Math" w:cs="Cambria Math"/>
+                  <w:sz w:val="21"/>
+                  <w:szCs w:val="21"/>
+                </w:rPr>
+                <m:t>(</m:t>
+              </m:r>
+              <m:r>
+                <w:rPr>
+                  <w:rFonts w:ascii="Cambria Math" w:eastAsia="宋体" w:hAnsi="Cambria Math" w:cs="Cambria Math"/>
+                  <w:sz w:val="21"/>
+                  <w:szCs w:val="21"/>
+                </w:rPr>
+                <m:t>x</m:t>
+              </m:r>
+              <m:r>
+                <w:rPr>
+                  <w:rFonts w:ascii="Cambria Math" w:eastAsia="宋体" w:hAnsi="Cambria Math" w:cs="Cambria Math"/>
+                  <w:sz w:val="21"/>
+                  <w:szCs w:val="21"/>
+                </w:rPr>
+                <m:t>+</m:t>
+              </m:r>
+              <m:r>
+                <w:rPr>
+                  <w:rFonts w:ascii="Cambria Math" w:eastAsia="宋体" w:hAnsi="Cambria Math" w:cs="Cambria Math"/>
+                  <w:sz w:val="21"/>
+                  <w:szCs w:val="21"/>
+                </w:rPr>
+                <m:t>1</m:t>
+              </m:r>
+              <m:r>
+                <w:rPr>
+                  <w:rFonts w:ascii="Cambria Math" w:eastAsia="宋体" w:hAnsi="Cambria Math" w:cs="Cambria Math"/>
+                  <w:sz w:val="21"/>
+                  <w:szCs w:val="21"/>
+                </w:rPr>
+                <m:t>)</m:t>
+              </m:r>
+            </m:num>
+            <m:den>
+              <m:r>
+                <w:rPr>
+                  <w:rFonts w:ascii="Cambria Math" w:eastAsia="宋体" w:hAnsi="Cambria Math" w:cs="Cambria Math"/>
+                  <w:sz w:val="21"/>
+                  <w:szCs w:val="21"/>
+                </w:rPr>
+                <m:t>m</m:t>
+              </m:r>
+              <m:r>
+                <m:rPr>
+                  <m:nor/>
+                </m:rPr>
+                <w:rPr>
+                  <w:rFonts w:ascii="Cambria Math" w:eastAsia="宋体" w:hAnsi="Cambria Math" w:cs="Cambria Math"/>
+                  <w:sz w:val="21"/>
+                  <w:szCs w:val="21"/>
+                </w:rPr>
+                <m:t> </m:t>
+              </m:r>
+              <m:r>
+                <w:rPr>
+                  <w:rFonts w:ascii="Cambria Math" w:eastAsia="宋体" w:hAnsi="Cambria Math" w:cs="Cambria Math"/>
+                  <w:sz w:val="21"/>
+                  <w:szCs w:val="21"/>
+                </w:rPr>
+                <m:t>!</m:t>
+              </m:r>
+            </m:den>
+          </m:f>
+          <m:r>
+            <w:rPr>
+              <w:rFonts w:ascii="Cambria Math" w:eastAsia="宋体" w:hAnsi="Cambria Math" w:cs="Cambria Math"/>
+              <w:sz w:val="21"/>
+              <w:szCs w:val="21"/>
+            </w:rPr>
+            <m:t>=</m:t>
+          </m:r>
+          <m:sSubSup>
+            <m:e>
+              <m:r>
+                <w:rPr>
+                  <w:rFonts w:ascii="Cambria Math" w:eastAsia="宋体" w:hAnsi="Cambria Math" w:cs="Cambria Math"/>
+                  <w:sz w:val="21"/>
+                  <w:szCs w:val="21"/>
+                </w:rPr>
+                <m:t>C</m:t>
+              </m:r>
+            </m:e>
+            <m:sub>
+              <m:r>
+                <w:rPr>
+                  <w:rFonts w:ascii="Cambria Math" w:eastAsia="宋体" w:hAnsi="Cambria Math" w:cs="Cambria Math"/>
+                  <w:sz w:val="21"/>
+                  <w:szCs w:val="21"/>
+                </w:rPr>
+                <m:t>x</m:t>
+              </m:r>
+              <m:r>
+                <w:rPr>
+                  <w:rFonts w:ascii="Cambria Math" w:eastAsia="宋体" w:hAnsi="Cambria Math" w:cs="Cambria Math"/>
+                  <w:sz w:val="21"/>
+                  <w:szCs w:val="21"/>
+                </w:rPr>
+                <m:t>+</m:t>
+              </m:r>
+              <m:r>
+                <w:rPr>
+                  <w:rFonts w:ascii="Cambria Math" w:eastAsia="宋体" w:hAnsi="Cambria Math" w:cs="Cambria Math"/>
+                  <w:sz w:val="21"/>
+                  <w:szCs w:val="21"/>
+                </w:rPr>
+                <m:t>1</m:t>
+              </m:r>
+            </m:sub>
+            <m:sup>
+              <m:r>
+                <w:rPr>
+                  <w:rFonts w:ascii="Cambria Math" w:eastAsia="宋体" w:hAnsi="Cambria Math" w:cs="Cambria Math"/>
+                  <w:sz w:val="21"/>
+                  <w:szCs w:val="21"/>
+                </w:rPr>
+                <m:t>m</m:t>
+              </m:r>
+            </m:sup>
+          </m:sSubSup>
         </m:oMath>
       </m:oMathPara>
     </w:p>
@@ -11632,541 +11920,6 @@
           <w:szCs w:val="21"/>
         </w:rPr>
       </w:pPr>
-      <m:oMathPara>
-        <m:oMathParaPr>
-          <m:jc m:val="left"/>
-        </m:oMathParaPr>
-        <m:oMath>
-          <m:r>
-            <w:rPr>
-              <w:rFonts w:ascii="Cambria Math" w:eastAsia="宋体" w:hAnsi="Cambria Math" w:cs="Cambria Math"/>
-              <w:sz w:val="21"/>
-              <w:szCs w:val="21"/>
-            </w:rPr>
-            <m:t>=</m:t>
-          </m:r>
-          <m:f>
-            <m:num>
-              <m:r>
-                <w:rPr>
-                  <w:rFonts w:ascii="Cambria Math" w:eastAsia="宋体" w:hAnsi="Cambria Math" w:cs="Cambria Math"/>
-                  <w:sz w:val="21"/>
-                  <w:szCs w:val="21"/>
-                </w:rPr>
-                <m:t>x</m:t>
-              </m:r>
-              <m:r>
-                <w:rPr>
-                  <w:rFonts w:ascii="Cambria Math" w:eastAsia="宋体" w:hAnsi="Cambria Math" w:cs="Cambria Math"/>
-                  <w:sz w:val="21"/>
-                  <w:szCs w:val="21"/>
-                </w:rPr>
-                <m:t>(</m:t>
-              </m:r>
-              <m:r>
-                <w:rPr>
-                  <w:rFonts w:ascii="Cambria Math" w:eastAsia="宋体" w:hAnsi="Cambria Math" w:cs="Cambria Math"/>
-                  <w:sz w:val="21"/>
-                  <w:szCs w:val="21"/>
-                </w:rPr>
-                <m:t>x</m:t>
-              </m:r>
-              <m:r>
-                <w:rPr>
-                  <w:rFonts w:ascii="Cambria Math" w:eastAsia="宋体" w:hAnsi="Cambria Math" w:cs="Cambria Math"/>
-                  <w:sz w:val="21"/>
-                  <w:szCs w:val="21"/>
-                </w:rPr>
-                <m:t>−</m:t>
-              </m:r>
-              <m:r>
-                <w:rPr>
-                  <w:rFonts w:ascii="Cambria Math" w:eastAsia="宋体" w:hAnsi="Cambria Math" w:cs="Cambria Math"/>
-                  <w:sz w:val="21"/>
-                  <w:szCs w:val="21"/>
-                </w:rPr>
-                <m:t>1</m:t>
-              </m:r>
-              <m:r>
-                <w:rPr>
-                  <w:rFonts w:ascii="Cambria Math" w:eastAsia="宋体" w:hAnsi="Cambria Math" w:cs="Cambria Math"/>
-                  <w:sz w:val="21"/>
-                  <w:szCs w:val="21"/>
-                </w:rPr>
-                <m:t>)</m:t>
-              </m:r>
-              <m:r>
-                <w:rPr>
-                  <w:rFonts w:ascii="Cambria Math" w:eastAsia="宋体" w:hAnsi="Cambria Math" w:cs="Cambria Math"/>
-                  <w:sz w:val="21"/>
-                  <w:szCs w:val="21"/>
-                </w:rPr>
-                <m:t>…</m:t>
-              </m:r>
-              <m:r>
-                <w:rPr>
-                  <w:rFonts w:ascii="Cambria Math" w:eastAsia="宋体" w:hAnsi="Cambria Math" w:cs="Cambria Math"/>
-                  <w:sz w:val="21"/>
-                  <w:szCs w:val="21"/>
-                </w:rPr>
-                <m:t>(</m:t>
-              </m:r>
-              <m:r>
-                <w:rPr>
-                  <w:rFonts w:ascii="Cambria Math" w:eastAsia="宋体" w:hAnsi="Cambria Math" w:cs="Cambria Math"/>
-                  <w:sz w:val="21"/>
-                  <w:szCs w:val="21"/>
-                </w:rPr>
-                <m:t>x</m:t>
-              </m:r>
-              <m:r>
-                <w:rPr>
-                  <w:rFonts w:ascii="Cambria Math" w:eastAsia="宋体" w:hAnsi="Cambria Math" w:cs="Cambria Math"/>
-                  <w:sz w:val="21"/>
-                  <w:szCs w:val="21"/>
-                </w:rPr>
-                <m:t>−</m:t>
-              </m:r>
-              <m:r>
-                <w:rPr>
-                  <w:rFonts w:ascii="Cambria Math" w:eastAsia="宋体" w:hAnsi="Cambria Math" w:cs="Cambria Math"/>
-                  <w:sz w:val="21"/>
-                  <w:szCs w:val="21"/>
-                </w:rPr>
-                <m:t>m</m:t>
-              </m:r>
-              <m:r>
-                <w:rPr>
-                  <w:rFonts w:ascii="Cambria Math" w:eastAsia="宋体" w:hAnsi="Cambria Math" w:cs="Cambria Math"/>
-                  <w:sz w:val="21"/>
-                  <w:szCs w:val="21"/>
-                </w:rPr>
-                <m:t>+</m:t>
-              </m:r>
-              <m:r>
-                <w:rPr>
-                  <w:rFonts w:ascii="Cambria Math" w:eastAsia="宋体" w:hAnsi="Cambria Math" w:cs="Cambria Math"/>
-                  <w:sz w:val="21"/>
-                  <w:szCs w:val="21"/>
-                </w:rPr>
-                <m:t>2</m:t>
-              </m:r>
-              <m:r>
-                <w:rPr>
-                  <w:rFonts w:ascii="Cambria Math" w:eastAsia="宋体" w:hAnsi="Cambria Math" w:cs="Cambria Math"/>
-                  <w:sz w:val="21"/>
-                  <w:szCs w:val="21"/>
-                </w:rPr>
-                <m:t>)</m:t>
-              </m:r>
-            </m:num>
-            <m:den>
-              <m:r>
-                <w:rPr>
-                  <w:rFonts w:ascii="Cambria Math" w:eastAsia="宋体" w:hAnsi="Cambria Math" w:cs="Cambria Math"/>
-                  <w:sz w:val="21"/>
-                  <w:szCs w:val="21"/>
-                </w:rPr>
-                <m:t>(</m:t>
-              </m:r>
-              <m:r>
-                <w:rPr>
-                  <w:rFonts w:ascii="Cambria Math" w:eastAsia="宋体" w:hAnsi="Cambria Math" w:cs="Cambria Math"/>
-                  <w:sz w:val="21"/>
-                  <w:szCs w:val="21"/>
-                </w:rPr>
-                <m:t>m</m:t>
-              </m:r>
-              <m:r>
-                <w:rPr>
-                  <w:rFonts w:ascii="Cambria Math" w:eastAsia="宋体" w:hAnsi="Cambria Math" w:cs="Cambria Math"/>
-                  <w:sz w:val="21"/>
-                  <w:szCs w:val="21"/>
-                </w:rPr>
-                <m:t>−</m:t>
-              </m:r>
-              <m:r>
-                <w:rPr>
-                  <w:rFonts w:ascii="Cambria Math" w:eastAsia="宋体" w:hAnsi="Cambria Math" w:cs="Cambria Math"/>
-                  <w:sz w:val="21"/>
-                  <w:szCs w:val="21"/>
-                </w:rPr>
-                <m:t>1</m:t>
-              </m:r>
-              <m:r>
-                <w:rPr>
-                  <w:rFonts w:ascii="Cambria Math" w:eastAsia="宋体" w:hAnsi="Cambria Math" w:cs="Cambria Math"/>
-                  <w:sz w:val="21"/>
-                  <w:szCs w:val="21"/>
-                </w:rPr>
-                <m:t>)</m:t>
-              </m:r>
-              <m:r>
-                <w:rPr>
-                  <w:rFonts w:ascii="Cambria Math" w:eastAsia="宋体" w:hAnsi="Cambria Math" w:cs="Cambria Math"/>
-                  <w:sz w:val="21"/>
-                  <w:szCs w:val="21"/>
-                </w:rPr>
-                <m:t>!</m:t>
-              </m:r>
-            </m:den>
-          </m:f>
-          <m:r>
-            <w:rPr>
-              <w:rFonts w:ascii="Cambria Math" w:eastAsia="宋体" w:hAnsi="Cambria Math" w:cs="Cambria Math"/>
-              <w:sz w:val="21"/>
-              <w:szCs w:val="21"/>
-            </w:rPr>
-            <m:t>[</m:t>
-          </m:r>
-          <m:f>
-            <m:num>
-              <m:r>
-                <w:rPr>
-                  <w:rFonts w:ascii="Cambria Math" w:eastAsia="宋体" w:hAnsi="Cambria Math" w:cs="Cambria Math"/>
-                  <w:sz w:val="21"/>
-                  <w:szCs w:val="21"/>
-                </w:rPr>
-                <m:t>x</m:t>
-              </m:r>
-              <m:r>
-                <w:rPr>
-                  <w:rFonts w:ascii="Cambria Math" w:eastAsia="宋体" w:hAnsi="Cambria Math" w:cs="Cambria Math"/>
-                  <w:sz w:val="21"/>
-                  <w:szCs w:val="21"/>
-                </w:rPr>
-                <m:t>−</m:t>
-              </m:r>
-              <m:r>
-                <w:rPr>
-                  <w:rFonts w:ascii="Cambria Math" w:eastAsia="宋体" w:hAnsi="Cambria Math" w:cs="Cambria Math"/>
-                  <w:sz w:val="21"/>
-                  <w:szCs w:val="21"/>
-                </w:rPr>
-                <m:t>m</m:t>
-              </m:r>
-              <m:r>
-                <w:rPr>
-                  <w:rFonts w:ascii="Cambria Math" w:eastAsia="宋体" w:hAnsi="Cambria Math" w:cs="Cambria Math"/>
-                  <w:sz w:val="21"/>
-                  <w:szCs w:val="21"/>
-                </w:rPr>
-                <m:t>+</m:t>
-              </m:r>
-              <m:r>
-                <w:rPr>
-                  <w:rFonts w:ascii="Cambria Math" w:eastAsia="宋体" w:hAnsi="Cambria Math" w:cs="Cambria Math"/>
-                  <w:sz w:val="21"/>
-                  <w:szCs w:val="21"/>
-                </w:rPr>
-                <m:t>1</m:t>
-              </m:r>
-            </m:num>
-            <m:den>
-              <m:r>
-                <w:rPr>
-                  <w:rFonts w:ascii="Cambria Math" w:eastAsia="宋体" w:hAnsi="Cambria Math" w:cs="Cambria Math"/>
-                  <w:sz w:val="21"/>
-                  <w:szCs w:val="21"/>
-                </w:rPr>
-                <m:t>m</m:t>
-              </m:r>
-            </m:den>
-          </m:f>
-          <m:r>
-            <w:rPr>
-              <w:rFonts w:ascii="Cambria Math" w:eastAsia="宋体" w:hAnsi="Cambria Math" w:cs="Cambria Math"/>
-              <w:sz w:val="21"/>
-              <w:szCs w:val="21"/>
-            </w:rPr>
-            <m:t>+</m:t>
-          </m:r>
-          <m:r>
-            <w:rPr>
-              <w:rFonts w:ascii="Cambria Math" w:eastAsia="宋体" w:hAnsi="Cambria Math" w:cs="Cambria Math"/>
-              <w:sz w:val="21"/>
-              <w:szCs w:val="21"/>
-            </w:rPr>
-            <m:t>1</m:t>
-          </m:r>
-          <m:r>
-            <w:rPr>
-              <w:rFonts w:ascii="Cambria Math" w:eastAsia="宋体" w:hAnsi="Cambria Math" w:cs="Cambria Math"/>
-              <w:sz w:val="21"/>
-              <w:szCs w:val="21"/>
-            </w:rPr>
-            <m:t>]</m:t>
-          </m:r>
-          <m:r>
-            <w:rPr>
-              <w:rFonts w:ascii="Cambria Math" w:eastAsia="宋体" w:hAnsi="Cambria Math" w:cs="Cambria Math"/>
-              <w:sz w:val="21"/>
-              <w:szCs w:val="21"/>
-            </w:rPr>
-            <m:t>=</m:t>
-          </m:r>
-          <m:f>
-            <m:num>
-              <m:r>
-                <w:rPr>
-                  <w:rFonts w:ascii="Cambria Math" w:eastAsia="宋体" w:hAnsi="Cambria Math" w:cs="Cambria Math"/>
-                  <w:sz w:val="21"/>
-                  <w:szCs w:val="21"/>
-                </w:rPr>
-                <m:t>x</m:t>
-              </m:r>
-              <m:r>
-                <w:rPr>
-                  <w:rFonts w:ascii="Cambria Math" w:eastAsia="宋体" w:hAnsi="Cambria Math" w:cs="Cambria Math"/>
-                  <w:sz w:val="21"/>
-                  <w:szCs w:val="21"/>
-                </w:rPr>
-                <m:t>(</m:t>
-              </m:r>
-              <m:r>
-                <w:rPr>
-                  <w:rFonts w:ascii="Cambria Math" w:eastAsia="宋体" w:hAnsi="Cambria Math" w:cs="Cambria Math"/>
-                  <w:sz w:val="21"/>
-                  <w:szCs w:val="21"/>
-                </w:rPr>
-                <m:t>x</m:t>
-              </m:r>
-              <m:r>
-                <w:rPr>
-                  <w:rFonts w:ascii="Cambria Math" w:eastAsia="宋体" w:hAnsi="Cambria Math" w:cs="Cambria Math"/>
-                  <w:sz w:val="21"/>
-                  <w:szCs w:val="21"/>
-                </w:rPr>
-                <m:t>−</m:t>
-              </m:r>
-              <m:r>
-                <w:rPr>
-                  <w:rFonts w:ascii="Cambria Math" w:eastAsia="宋体" w:hAnsi="Cambria Math" w:cs="Cambria Math"/>
-                  <w:sz w:val="21"/>
-                  <w:szCs w:val="21"/>
-                </w:rPr>
-                <m:t>1</m:t>
-              </m:r>
-              <m:r>
-                <w:rPr>
-                  <w:rFonts w:ascii="Cambria Math" w:eastAsia="宋体" w:hAnsi="Cambria Math" w:cs="Cambria Math"/>
-                  <w:sz w:val="21"/>
-                  <w:szCs w:val="21"/>
-                </w:rPr>
-                <m:t>)</m:t>
-              </m:r>
-              <m:r>
-                <w:rPr>
-                  <w:rFonts w:ascii="Cambria Math" w:eastAsia="宋体" w:hAnsi="Cambria Math" w:cs="Cambria Math"/>
-                  <w:sz w:val="21"/>
-                  <w:szCs w:val="21"/>
-                </w:rPr>
-                <m:t>…</m:t>
-              </m:r>
-              <m:r>
-                <w:rPr>
-                  <w:rFonts w:ascii="Cambria Math" w:eastAsia="宋体" w:hAnsi="Cambria Math" w:cs="Cambria Math"/>
-                  <w:sz w:val="21"/>
-                  <w:szCs w:val="21"/>
-                </w:rPr>
-                <m:t>(</m:t>
-              </m:r>
-              <m:r>
-                <w:rPr>
-                  <w:rFonts w:ascii="Cambria Math" w:eastAsia="宋体" w:hAnsi="Cambria Math" w:cs="Cambria Math"/>
-                  <w:sz w:val="21"/>
-                  <w:szCs w:val="21"/>
-                </w:rPr>
-                <m:t>x</m:t>
-              </m:r>
-              <m:r>
-                <w:rPr>
-                  <w:rFonts w:ascii="Cambria Math" w:eastAsia="宋体" w:hAnsi="Cambria Math" w:cs="Cambria Math"/>
-                  <w:sz w:val="21"/>
-                  <w:szCs w:val="21"/>
-                </w:rPr>
-                <m:t>−</m:t>
-              </m:r>
-              <m:r>
-                <w:rPr>
-                  <w:rFonts w:ascii="Cambria Math" w:eastAsia="宋体" w:hAnsi="Cambria Math" w:cs="Cambria Math"/>
-                  <w:sz w:val="21"/>
-                  <w:szCs w:val="21"/>
-                </w:rPr>
-                <m:t>m</m:t>
-              </m:r>
-              <m:r>
-                <w:rPr>
-                  <w:rFonts w:ascii="Cambria Math" w:eastAsia="宋体" w:hAnsi="Cambria Math" w:cs="Cambria Math"/>
-                  <w:sz w:val="21"/>
-                  <w:szCs w:val="21"/>
-                </w:rPr>
-                <m:t>+</m:t>
-              </m:r>
-              <m:r>
-                <w:rPr>
-                  <w:rFonts w:ascii="Cambria Math" w:eastAsia="宋体" w:hAnsi="Cambria Math" w:cs="Cambria Math"/>
-                  <w:sz w:val="21"/>
-                  <w:szCs w:val="21"/>
-                </w:rPr>
-                <m:t>2</m:t>
-              </m:r>
-              <m:r>
-                <w:rPr>
-                  <w:rFonts w:ascii="Cambria Math" w:eastAsia="宋体" w:hAnsi="Cambria Math" w:cs="Cambria Math"/>
-                  <w:sz w:val="21"/>
-                  <w:szCs w:val="21"/>
-                </w:rPr>
-                <m:t>)</m:t>
-              </m:r>
-              <m:r>
-                <w:rPr>
-                  <w:rFonts w:ascii="Cambria Math" w:eastAsia="宋体" w:hAnsi="Cambria Math" w:cs="Cambria Math"/>
-                  <w:sz w:val="21"/>
-                  <w:szCs w:val="21"/>
-                </w:rPr>
-                <m:t>(</m:t>
-              </m:r>
-              <m:r>
-                <w:rPr>
-                  <w:rFonts w:ascii="Cambria Math" w:eastAsia="宋体" w:hAnsi="Cambria Math" w:cs="Cambria Math"/>
-                  <w:sz w:val="21"/>
-                  <w:szCs w:val="21"/>
-                </w:rPr>
-                <m:t>x</m:t>
-              </m:r>
-              <m:r>
-                <w:rPr>
-                  <w:rFonts w:ascii="Cambria Math" w:eastAsia="宋体" w:hAnsi="Cambria Math" w:cs="Cambria Math"/>
-                  <w:sz w:val="21"/>
-                  <w:szCs w:val="21"/>
-                </w:rPr>
-                <m:t>+</m:t>
-              </m:r>
-              <m:r>
-                <w:rPr>
-                  <w:rFonts w:ascii="Cambria Math" w:eastAsia="宋体" w:hAnsi="Cambria Math" w:cs="Cambria Math"/>
-                  <w:sz w:val="21"/>
-                  <w:szCs w:val="21"/>
-                </w:rPr>
-                <m:t>1</m:t>
-              </m:r>
-              <m:r>
-                <w:rPr>
-                  <w:rFonts w:ascii="Cambria Math" w:eastAsia="宋体" w:hAnsi="Cambria Math" w:cs="Cambria Math"/>
-                  <w:sz w:val="21"/>
-                  <w:szCs w:val="21"/>
-                </w:rPr>
-                <m:t>)</m:t>
-              </m:r>
-            </m:num>
-            <m:den>
-              <m:r>
-                <w:rPr>
-                  <w:rFonts w:ascii="Cambria Math" w:eastAsia="宋体" w:hAnsi="Cambria Math" w:cs="Cambria Math"/>
-                  <w:sz w:val="21"/>
-                  <w:szCs w:val="21"/>
-                </w:rPr>
-                <m:t>m</m:t>
-              </m:r>
-              <m:r>
-                <m:rPr>
-                  <m:nor/>
-                </m:rPr>
-                <w:rPr>
-                  <w:rFonts w:ascii="Cambria Math" w:eastAsia="宋体" w:hAnsi="Cambria Math" w:cs="Cambria Math"/>
-                  <w:sz w:val="21"/>
-                  <w:szCs w:val="21"/>
-                </w:rPr>
-                <m:t> </m:t>
-              </m:r>
-              <m:r>
-                <w:rPr>
-                  <w:rFonts w:ascii="Cambria Math" w:eastAsia="宋体" w:hAnsi="Cambria Math" w:cs="Cambria Math"/>
-                  <w:sz w:val="21"/>
-                  <w:szCs w:val="21"/>
-                </w:rPr>
-                <m:t>!</m:t>
-              </m:r>
-            </m:den>
-          </m:f>
-          <m:r>
-            <w:rPr>
-              <w:rFonts w:ascii="Cambria Math" w:eastAsia="宋体" w:hAnsi="Cambria Math" w:cs="Cambria Math"/>
-              <w:sz w:val="21"/>
-              <w:szCs w:val="21"/>
-            </w:rPr>
-            <m:t>=</m:t>
-          </m:r>
-          <m:sSubSup>
-            <m:e>
-              <m:r>
-                <w:rPr>
-                  <w:rFonts w:ascii="Cambria Math" w:eastAsia="宋体" w:hAnsi="Cambria Math" w:cs="Cambria Math"/>
-                  <w:sz w:val="21"/>
-                  <w:szCs w:val="21"/>
-                </w:rPr>
-                <m:t>C</m:t>
-              </m:r>
-            </m:e>
-            <m:sub>
-              <m:r>
-                <w:rPr>
-                  <w:rFonts w:ascii="Cambria Math" w:eastAsia="宋体" w:hAnsi="Cambria Math" w:cs="Cambria Math"/>
-                  <w:sz w:val="21"/>
-                  <w:szCs w:val="21"/>
-                </w:rPr>
-                <m:t>x</m:t>
-              </m:r>
-              <m:r>
-                <w:rPr>
-                  <w:rFonts w:ascii="Cambria Math" w:eastAsia="宋体" w:hAnsi="Cambria Math" w:cs="Cambria Math"/>
-                  <w:sz w:val="21"/>
-                  <w:szCs w:val="21"/>
-                </w:rPr>
-                <m:t>+</m:t>
-              </m:r>
-              <m:r>
-                <w:rPr>
-                  <w:rFonts w:ascii="Cambria Math" w:eastAsia="宋体" w:hAnsi="Cambria Math" w:cs="Cambria Math"/>
-                  <w:sz w:val="21"/>
-                  <w:szCs w:val="21"/>
-                </w:rPr>
-                <m:t>1</m:t>
-              </m:r>
-            </m:sub>
-            <m:sup>
-              <m:r>
-                <w:rPr>
-                  <w:rFonts w:ascii="Cambria Math" w:eastAsia="宋体" w:hAnsi="Cambria Math" w:cs="Cambria Math"/>
-                  <w:sz w:val="21"/>
-                  <w:szCs w:val="21"/>
-                </w:rPr>
-                <m:t>m</m:t>
-              </m:r>
-            </m:sup>
-          </m:sSubSup>
-        </m:oMath>
-      </m:oMathPara>
-      <w:r>
-        <w:rPr>
-          <w:rFonts w:ascii="Times New Roman" w:hAnsi="Times New Roman" w:eastAsia="宋体"/>
-          <w:sz w:val="21"/>
-          <w:szCs w:val="21"/>
-        </w:rPr>
-        <w:t>．</w:t>
-      </w:r>
-    </w:p>
-    <w:p>
-      <w:pPr>
-        <w:shd w:val="clear" w:color="auto" w:fill="auto"/>
-        <w:spacing w:line="300" w:lineRule="auto" w:before="0" w:after="0"/>
-        <w:jc w:val="left"/>
-        <w:rPr>
-          <w:sz w:val="21"/>
-          <w:szCs w:val="21"/>
-        </w:rPr>
-      </w:pPr>
       <w:r>
         <w:rPr>
           <w:rFonts w:ascii="Times New Roman" w:hAnsi="Times New Roman" w:eastAsia="宋体"/>
@@ -12175,17 +11928,6 @@
         </w:rPr>
         <w:t>【点睛】本题主要考查组合数的性质、二项式系数的性质，这是一道综合性较强的题目，对学生的逻辑思维能力、推理论证能力以及计算能力，均有较好的考查．</w:t>
       </w:r>
-    </w:p>
-    <w:p>
-      <w:pPr>
-        <w:shd w:val="clear" w:color="auto" w:fill="auto"/>
-        <w:spacing w:line="300" w:lineRule="auto" w:before="0" w:after="0"/>
-        <w:jc w:val="left"/>
-        <w:rPr>
-          <w:sz w:val="21"/>
-          <w:szCs w:val="21"/>
-        </w:rPr>
-      </w:pPr>
       <w:r>
         <w:rPr>
           <w:rFonts w:ascii="Times New Roman" w:hAnsi="Times New Roman" w:eastAsia="宋体"/>
@@ -13623,17 +13365,14 @@
         </w:rPr>
         <w:t>【答案】ACD</w:t>
       </w:r>
-    </w:p>
-    <w:p>
-      <w:pPr>
-        <w:shd w:val="clear" w:color="auto" w:fill="auto"/>
-        <w:spacing w:line="300" w:lineRule="auto" w:before="0" w:after="0"/>
-        <w:jc w:val="left"/>
-        <w:rPr>
+      <w:r>
+        <w:rPr>
+          <w:rFonts w:ascii="Times New Roman" w:hAnsi="Times New Roman" w:eastAsia="宋体"/>
           <w:sz w:val="21"/>
           <w:szCs w:val="21"/>
         </w:rPr>
-      </w:pPr>
+        <w:t xml:space="preserve">　</w:t>
+      </w:r>
       <w:r>
         <w:rPr>
           <w:rFonts w:ascii="Times New Roman" w:hAnsi="Times New Roman" w:eastAsia="宋体"/>
@@ -13642,17 +13381,14 @@
         </w:rPr>
         <w:t>【难度】0.4</w:t>
       </w:r>
-    </w:p>
-    <w:p>
-      <w:pPr>
-        <w:shd w:val="clear" w:color="auto" w:fill="auto"/>
-        <w:spacing w:line="300" w:lineRule="auto" w:before="0" w:after="0"/>
-        <w:jc w:val="left"/>
-        <w:rPr>
+      <w:r>
+        <w:rPr>
+          <w:rFonts w:ascii="Times New Roman" w:hAnsi="Times New Roman" w:eastAsia="宋体"/>
           <w:sz w:val="21"/>
           <w:szCs w:val="21"/>
         </w:rPr>
-      </w:pPr>
+        <w:t xml:space="preserve">　</w:t>
+      </w:r>
       <w:r>
         <w:rPr>
           <w:rFonts w:ascii="Times New Roman" w:hAnsi="Times New Roman" w:eastAsia="宋体"/>
@@ -13717,17 +13453,13 @@
         </w:rPr>
         <w:t>的系数后可得知答案，对于C，运用赋值法可求解，对于D，分成两类组合式可证明.</w:t>
       </w:r>
-    </w:p>
-    <w:p>
-      <w:pPr>
-        <w:shd w:val="clear" w:color="auto" w:fill="auto"/>
-        <w:spacing w:line="300" w:lineRule="auto" w:before="0" w:after="0"/>
-        <w:jc w:val="left"/>
-        <w:rPr>
-          <w:sz w:val="21"/>
-          <w:szCs w:val="21"/>
-        </w:rPr>
-      </w:pPr>
+      <w:r>
+        <w:rPr>
+          <w:rFonts w:ascii="Times New Roman" w:hAnsi="Times New Roman" w:eastAsia="宋体"/>
+          <w:sz w:val="21"/>
+        </w:rPr>
+        <w:t xml:space="preserve">；</w:t>
+      </w:r>
       <w:r>
         <w:rPr>
           <w:rFonts w:ascii="Times New Roman" w:hAnsi="Times New Roman" w:eastAsia="宋体"/>
@@ -14118,17 +13850,6 @@
           </m:sSubSup>
         </m:oMath>
       </m:oMathPara>
-    </w:p>
-    <w:p>
-      <w:pPr>
-        <w:shd w:val="clear" w:color="auto" w:fill="auto"/>
-        <w:spacing w:line="300" w:lineRule="auto" w:before="0" w:after="0"/>
-        <w:jc w:val="left"/>
-        <w:rPr>
-          <w:sz w:val="21"/>
-          <w:szCs w:val="21"/>
-        </w:rPr>
-      </w:pPr>
       <m:oMathPara>
         <m:oMathParaPr>
           <m:jc m:val="left"/>
@@ -14717,24 +14438,45 @@
         </w:rPr>
         <w:t>，故A正确；</w:t>
       </w:r>
-    </w:p>
-    <w:p>
-      <w:pPr>
-        <w:shd w:val="clear" w:color="auto" w:fill="auto"/>
-        <w:spacing w:line="300" w:lineRule="auto" w:before="0" w:after="0"/>
-        <w:jc w:val="left"/>
-        <w:rPr>
+      <w:r>
+        <w:rPr>
+          <w:rFonts w:ascii="Times New Roman" w:hAnsi="Times New Roman" w:eastAsia="宋体"/>
           <w:sz w:val="21"/>
           <w:szCs w:val="21"/>
         </w:rPr>
-      </w:pPr>
+        <w:t>对于B，</w:t>
+      </w:r>
       <w:r>
         <w:rPr>
           <w:rFonts w:ascii="Times New Roman" w:hAnsi="Times New Roman" w:eastAsia="宋体"/>
           <w:sz w:val="21"/>
           <w:szCs w:val="21"/>
         </w:rPr>
-        <w:t>对于B，</w:t>
+        <w:t>的展开式的通项为</w:t>
+      </w:r>
+      <w:r>
+        <w:rPr>
+          <w:rFonts w:ascii="Times New Roman" w:hAnsi="Times New Roman" w:eastAsia="宋体"/>
+          <w:sz w:val="21"/>
+          <w:szCs w:val="21"/>
+        </w:rPr>
+        <w:t>，要求</w:t>
+      </w:r>
+      <w:r>
+        <w:rPr>
+          <w:rFonts w:ascii="Times New Roman" w:hAnsi="Times New Roman" w:eastAsia="宋体"/>
+          <w:sz w:val="21"/>
+          <w:szCs w:val="21"/>
+        </w:rPr>
+        <w:t>的系数，</w:t>
+      </w:r>
+      <w:r>
+        <w:rPr>
+          <w:rFonts w:ascii="Times New Roman" w:hAnsi="Times New Roman" w:eastAsia="宋体"/>
+          <w:sz w:val="21"/>
+          <w:szCs w:val="21"/>
+        </w:rPr>
+        <w:t>，</w:t>
       </w:r>
       <m:oMathPara>
         <m:oMathParaPr>
@@ -14818,14 +14560,6 @@
           </m:sSup>
         </m:oMath>
       </m:oMathPara>
-      <w:r>
-        <w:rPr>
-          <w:rFonts w:ascii="Times New Roman" w:hAnsi="Times New Roman" w:eastAsia="宋体"/>
-          <w:sz w:val="21"/>
-          <w:szCs w:val="21"/>
-        </w:rPr>
-        <w:t>的展开式的通项为</w:t>
-      </w:r>
       <m:oMathPara>
         <m:oMathParaPr>
           <m:jc m:val="left"/>
@@ -14933,14 +14667,6 @@
           </m:sSup>
         </m:oMath>
       </m:oMathPara>
-      <w:r>
-        <w:rPr>
-          <w:rFonts w:ascii="Times New Roman" w:hAnsi="Times New Roman" w:eastAsia="宋体"/>
-          <w:sz w:val="21"/>
-          <w:szCs w:val="21"/>
-        </w:rPr>
-        <w:t>，要求</w:t>
-      </w:r>
       <m:oMathPara>
         <m:oMathParaPr>
           <m:jc m:val="left"/>
@@ -14970,13 +14696,83 @@
           </m:sSup>
         </m:oMath>
       </m:oMathPara>
+      <m:oMathPara>
+        <m:oMathParaPr>
+          <m:jc m:val="left"/>
+        </m:oMathParaPr>
+        <m:oMath>
+          <m:r>
+            <w:rPr>
+              <w:rFonts w:ascii="Cambria Math" w:eastAsia="宋体" w:hAnsi="Cambria Math" w:cs="Cambria Math"/>
+              <w:sz w:val="21"/>
+              <w:szCs w:val="21"/>
+            </w:rPr>
+            <m:t>r</m:t>
+          </m:r>
+          <m:r>
+            <w:rPr>
+              <w:rFonts w:ascii="Cambria Math" w:eastAsia="宋体" w:hAnsi="Cambria Math" w:cs="Cambria Math"/>
+              <w:sz w:val="21"/>
+              <w:szCs w:val="21"/>
+            </w:rPr>
+            <m:t>≥</m:t>
+          </m:r>
+          <m:r>
+            <w:rPr>
+              <w:rFonts w:ascii="Cambria Math" w:eastAsia="宋体" w:hAnsi="Cambria Math" w:cs="Cambria Math"/>
+              <w:sz w:val="21"/>
+              <w:szCs w:val="21"/>
+            </w:rPr>
+            <m:t>3</m:t>
+          </m:r>
+        </m:oMath>
+      </m:oMathPara>
       <w:r>
         <w:rPr>
           <w:rFonts w:ascii="Times New Roman" w:hAnsi="Times New Roman" w:eastAsia="宋体"/>
           <w:sz w:val="21"/>
+        </w:rPr>
+        <w:t xml:space="preserve">；</w:t>
+      </w:r>
+      <w:r>
+        <w:rPr>
+          <w:rFonts w:ascii="Times New Roman" w:hAnsi="Times New Roman" w:eastAsia="宋体"/>
+          <w:sz w:val="21"/>
           <w:szCs w:val="21"/>
         </w:rPr>
-        <w:t>的系数，</w:t>
+        <w:t>当</w:t>
+      </w:r>
+      <w:r>
+        <w:rPr>
+          <w:rFonts w:ascii="Times New Roman" w:hAnsi="Times New Roman" w:eastAsia="宋体"/>
+          <w:sz w:val="21"/>
+          <w:szCs w:val="21"/>
+        </w:rPr>
+        <w:t>时，有</w:t>
+      </w:r>
+      <w:r>
+        <w:rPr>
+          <w:rFonts w:ascii="Times New Roman" w:hAnsi="Times New Roman" w:eastAsia="宋体"/>
+          <w:sz w:val="21"/>
+          <w:szCs w:val="21"/>
+        </w:rPr>
+        <w:t>，其中</w:t>
+      </w:r>
+      <w:r>
+        <w:rPr>
+          <w:rFonts w:ascii="Times New Roman" w:hAnsi="Times New Roman" w:eastAsia="宋体"/>
+          <w:sz w:val="21"/>
+          <w:szCs w:val="21"/>
+        </w:rPr>
+        <w:t>的系数为</w:t>
+      </w:r>
+      <w:r>
+        <w:rPr>
+          <w:rFonts w:ascii="Times New Roman" w:hAnsi="Times New Roman" w:eastAsia="宋体"/>
+          <w:sz w:val="21"/>
+          <w:szCs w:val="21"/>
+        </w:rPr>
+        <w:t>；</w:t>
       </w:r>
       <m:oMathPara>
         <m:oMathParaPr>
@@ -14997,7 +14793,7 @@
               <w:sz w:val="21"/>
               <w:szCs w:val="21"/>
             </w:rPr>
-            <m:t>≥</m:t>
+            <m:t>=</m:t>
           </m:r>
           <m:r>
             <w:rPr>
@@ -15009,72 +14805,6 @@
           </m:r>
         </m:oMath>
       </m:oMathPara>
-      <w:r>
-        <w:rPr>
-          <w:rFonts w:ascii="Times New Roman" w:hAnsi="Times New Roman" w:eastAsia="宋体"/>
-          <w:sz w:val="21"/>
-          <w:szCs w:val="21"/>
-        </w:rPr>
-        <w:t>，</w:t>
-      </w:r>
-    </w:p>
-    <w:p>
-      <w:pPr>
-        <w:shd w:val="clear" w:color="auto" w:fill="auto"/>
-        <w:spacing w:line="300" w:lineRule="auto" w:before="0" w:after="0"/>
-        <w:jc w:val="left"/>
-        <w:rPr>
-          <w:sz w:val="21"/>
-          <w:szCs w:val="21"/>
-        </w:rPr>
-      </w:pPr>
-      <w:r>
-        <w:rPr>
-          <w:rFonts w:ascii="Times New Roman" w:hAnsi="Times New Roman" w:eastAsia="宋体"/>
-          <w:sz w:val="21"/>
-          <w:szCs w:val="21"/>
-        </w:rPr>
-        <w:t>当</w:t>
-      </w:r>
-      <m:oMathPara>
-        <m:oMathParaPr>
-          <m:jc m:val="left"/>
-        </m:oMathParaPr>
-        <m:oMath>
-          <m:r>
-            <w:rPr>
-              <w:rFonts w:ascii="Cambria Math" w:eastAsia="宋体" w:hAnsi="Cambria Math" w:cs="Cambria Math"/>
-              <w:sz w:val="21"/>
-              <w:szCs w:val="21"/>
-            </w:rPr>
-            <m:t>r</m:t>
-          </m:r>
-          <m:r>
-            <w:rPr>
-              <w:rFonts w:ascii="Cambria Math" w:eastAsia="宋体" w:hAnsi="Cambria Math" w:cs="Cambria Math"/>
-              <w:sz w:val="21"/>
-              <w:szCs w:val="21"/>
-            </w:rPr>
-            <m:t>=</m:t>
-          </m:r>
-          <m:r>
-            <w:rPr>
-              <w:rFonts w:ascii="Cambria Math" w:eastAsia="宋体" w:hAnsi="Cambria Math" w:cs="Cambria Math"/>
-              <w:sz w:val="21"/>
-              <w:szCs w:val="21"/>
-            </w:rPr>
-            <m:t>3</m:t>
-          </m:r>
-        </m:oMath>
-      </m:oMathPara>
-      <w:r>
-        <w:rPr>
-          <w:rFonts w:ascii="Times New Roman" w:hAnsi="Times New Roman" w:eastAsia="宋体"/>
-          <w:sz w:val="21"/>
-          <w:szCs w:val="21"/>
-        </w:rPr>
-        <w:t>时，有</w:t>
-      </w:r>
       <m:oMathPara>
         <m:oMathParaPr>
           <m:jc m:val="left"/>
@@ -15182,14 +14912,6 @@
           </m:sSup>
         </m:oMath>
       </m:oMathPara>
-      <w:r>
-        <w:rPr>
-          <w:rFonts w:ascii="Times New Roman" w:hAnsi="Times New Roman" w:eastAsia="宋体"/>
-          <w:sz w:val="21"/>
-          <w:szCs w:val="21"/>
-        </w:rPr>
-        <w:t>，其中</w:t>
-      </w:r>
       <m:oMathPara>
         <m:oMathParaPr>
           <m:jc m:val="left"/>
@@ -15219,14 +14941,6 @@
           </m:sSup>
         </m:oMath>
       </m:oMathPara>
-      <w:r>
-        <w:rPr>
-          <w:rFonts w:ascii="Times New Roman" w:hAnsi="Times New Roman" w:eastAsia="宋体"/>
-          <w:sz w:val="21"/>
-          <w:szCs w:val="21"/>
-        </w:rPr>
-        <w:t>的系数为</w:t>
-      </w:r>
       <m:oMathPara>
         <m:oMathParaPr>
           <m:jc m:val="left"/>
@@ -15402,28 +15116,40 @@
         <w:rPr>
           <w:rFonts w:ascii="Times New Roman" w:hAnsi="Times New Roman" w:eastAsia="宋体"/>
           <w:sz w:val="21"/>
+        </w:rPr>
+        <w:t xml:space="preserve">；</w:t>
+      </w:r>
+      <w:r>
+        <w:rPr>
+          <w:rFonts w:ascii="Times New Roman" w:hAnsi="Times New Roman" w:eastAsia="宋体"/>
+          <w:sz w:val="21"/>
           <w:szCs w:val="21"/>
         </w:rPr>
+        <w:t>当</w:t>
+      </w:r>
+      <w:r>
+        <w:rPr>
+          <w:rFonts w:ascii="Times New Roman" w:hAnsi="Times New Roman" w:eastAsia="宋体"/>
+          <w:sz w:val="21"/>
+          <w:szCs w:val="21"/>
+        </w:rPr>
+        <w:t>时，有</w:t>
+      </w:r>
+      <w:r>
+        <w:rPr>
+          <w:rFonts w:ascii="Times New Roman" w:hAnsi="Times New Roman" w:eastAsia="宋体"/>
+          <w:sz w:val="21"/>
+          <w:szCs w:val="21"/>
+        </w:rPr>
+        <w:t>，不存在</w:t>
+      </w:r>
+      <w:r>
+        <w:rPr>
+          <w:rFonts w:ascii="Times New Roman" w:hAnsi="Times New Roman" w:eastAsia="宋体"/>
+          <w:sz w:val="21"/>
+          <w:szCs w:val="21"/>
+        </w:rPr>
         <w:t>；</w:t>
-      </w:r>
-    </w:p>
-    <w:p>
-      <w:pPr>
-        <w:shd w:val="clear" w:color="auto" w:fill="auto"/>
-        <w:spacing w:line="300" w:lineRule="auto" w:before="0" w:after="0"/>
-        <w:jc w:val="left"/>
-        <w:rPr>
-          <w:sz w:val="21"/>
-          <w:szCs w:val="21"/>
-        </w:rPr>
-      </w:pPr>
-      <w:r>
-        <w:rPr>
-          <w:rFonts w:ascii="Times New Roman" w:hAnsi="Times New Roman" w:eastAsia="宋体"/>
-          <w:sz w:val="21"/>
-          <w:szCs w:val="21"/>
-        </w:rPr>
-        <w:t>当</w:t>
       </w:r>
       <m:oMathPara>
         <m:oMathParaPr>
@@ -15456,14 +15182,6 @@
           </m:r>
         </m:oMath>
       </m:oMathPara>
-      <w:r>
-        <w:rPr>
-          <w:rFonts w:ascii="Times New Roman" w:hAnsi="Times New Roman" w:eastAsia="宋体"/>
-          <w:sz w:val="21"/>
-          <w:szCs w:val="21"/>
-        </w:rPr>
-        <w:t>时，有</w:t>
-      </w:r>
       <m:oMathPara>
         <m:oMathParaPr>
           <m:jc m:val="left"/>
@@ -15571,14 +15289,6 @@
           </m:sSup>
         </m:oMath>
       </m:oMathPara>
-      <w:r>
-        <w:rPr>
-          <w:rFonts w:ascii="Times New Roman" w:hAnsi="Times New Roman" w:eastAsia="宋体"/>
-          <w:sz w:val="21"/>
-          <w:szCs w:val="21"/>
-        </w:rPr>
-        <w:t>，不存在</w:t>
-      </w:r>
       <m:oMathPara>
         <m:oMathParaPr>
           <m:jc m:val="left"/>
@@ -15612,28 +15322,48 @@
         <w:rPr>
           <w:rFonts w:ascii="Times New Roman" w:hAnsi="Times New Roman" w:eastAsia="宋体"/>
           <w:sz w:val="21"/>
+        </w:rPr>
+        <w:t xml:space="preserve">；</w:t>
+      </w:r>
+      <w:r>
+        <w:rPr>
+          <w:rFonts w:ascii="Times New Roman" w:hAnsi="Times New Roman" w:eastAsia="宋体"/>
+          <w:sz w:val="21"/>
           <w:szCs w:val="21"/>
         </w:rPr>
+        <w:t>当</w:t>
+      </w:r>
+      <w:r>
+        <w:rPr>
+          <w:rFonts w:ascii="Times New Roman" w:hAnsi="Times New Roman" w:eastAsia="宋体"/>
+          <w:sz w:val="21"/>
+          <w:szCs w:val="21"/>
+        </w:rPr>
+        <w:t>时，有</w:t>
+      </w:r>
+      <w:r>
+        <w:rPr>
+          <w:rFonts w:ascii="Times New Roman" w:hAnsi="Times New Roman" w:eastAsia="宋体"/>
+          <w:sz w:val="21"/>
+          <w:szCs w:val="21"/>
+        </w:rPr>
+        <w:t>，其中</w:t>
+      </w:r>
+      <w:r>
+        <w:rPr>
+          <w:rFonts w:ascii="Times New Roman" w:hAnsi="Times New Roman" w:eastAsia="宋体"/>
+          <w:sz w:val="21"/>
+          <w:szCs w:val="21"/>
+        </w:rPr>
+        <w:t>的系数为</w:t>
+      </w:r>
+      <w:r>
+        <w:rPr>
+          <w:rFonts w:ascii="Times New Roman" w:hAnsi="Times New Roman" w:eastAsia="宋体"/>
+          <w:sz w:val="21"/>
+          <w:szCs w:val="21"/>
+        </w:rPr>
         <w:t>；</w:t>
-      </w:r>
-    </w:p>
-    <w:p>
-      <w:pPr>
-        <w:shd w:val="clear" w:color="auto" w:fill="auto"/>
-        <w:spacing w:line="300" w:lineRule="auto" w:before="0" w:after="0"/>
-        <w:jc w:val="left"/>
-        <w:rPr>
-          <w:sz w:val="21"/>
-          <w:szCs w:val="21"/>
-        </w:rPr>
-      </w:pPr>
-      <w:r>
-        <w:rPr>
-          <w:rFonts w:ascii="Times New Roman" w:hAnsi="Times New Roman" w:eastAsia="宋体"/>
-          <w:sz w:val="21"/>
-          <w:szCs w:val="21"/>
-        </w:rPr>
-        <w:t>当</w:t>
       </w:r>
       <m:oMathPara>
         <m:oMathParaPr>
@@ -15666,14 +15396,6 @@
           </m:r>
         </m:oMath>
       </m:oMathPara>
-      <w:r>
-        <w:rPr>
-          <w:rFonts w:ascii="Times New Roman" w:hAnsi="Times New Roman" w:eastAsia="宋体"/>
-          <w:sz w:val="21"/>
-          <w:szCs w:val="21"/>
-        </w:rPr>
-        <w:t>时，有</w:t>
-      </w:r>
       <m:oMathPara>
         <m:oMathParaPr>
           <m:jc m:val="left"/>
@@ -15781,14 +15503,6 @@
           </m:sSup>
         </m:oMath>
       </m:oMathPara>
-      <w:r>
-        <w:rPr>
-          <w:rFonts w:ascii="Times New Roman" w:hAnsi="Times New Roman" w:eastAsia="宋体"/>
-          <w:sz w:val="21"/>
-          <w:szCs w:val="21"/>
-        </w:rPr>
-        <w:t>，其中</w:t>
-      </w:r>
       <m:oMathPara>
         <m:oMathParaPr>
           <m:jc m:val="left"/>
@@ -15818,14 +15532,6 @@
           </m:sSup>
         </m:oMath>
       </m:oMathPara>
-      <w:r>
-        <w:rPr>
-          <w:rFonts w:ascii="Times New Roman" w:hAnsi="Times New Roman" w:eastAsia="宋体"/>
-          <w:sz w:val="21"/>
-          <w:szCs w:val="21"/>
-        </w:rPr>
-        <w:t>的系数为</w:t>
-      </w:r>
       <m:oMathPara>
         <m:oMathParaPr>
           <m:jc m:val="left"/>
@@ -15989,14 +15695,6 @@
           </m:r>
         </m:oMath>
       </m:oMathPara>
-      <w:r>
-        <w:rPr>
-          <w:rFonts w:ascii="Times New Roman" w:hAnsi="Times New Roman" w:eastAsia="宋体"/>
-          <w:sz w:val="21"/>
-          <w:szCs w:val="21"/>
-        </w:rPr>
-        <w:t>；</w:t>
-      </w:r>
     </w:p>
     <w:p>
       <w:pPr>
@@ -16207,24 +15905,44 @@
         </w:rPr>
         <w:t>.</w:t>
       </w:r>
-    </w:p>
-    <w:p>
-      <w:pPr>
-        <w:shd w:val="clear" w:color="auto" w:fill="auto"/>
-        <w:spacing w:line="300" w:lineRule="auto" w:before="0" w:after="0"/>
-        <w:jc w:val="left"/>
-        <w:rPr>
+      <w:r>
+        <w:rPr>
+          <w:rFonts w:ascii="Times New Roman" w:hAnsi="Times New Roman" w:eastAsia="宋体"/>
+          <w:sz w:val="21"/>
+        </w:rPr>
+        <w:t xml:space="preserve">；</w:t>
+      </w:r>
+      <w:r>
+        <w:rPr>
+          <w:rFonts w:ascii="Times New Roman" w:hAnsi="Times New Roman" w:eastAsia="宋体"/>
           <w:sz w:val="21"/>
           <w:szCs w:val="21"/>
         </w:rPr>
-      </w:pPr>
+        <w:t>故多项式</w:t>
+      </w:r>
       <w:r>
         <w:rPr>
           <w:rFonts w:ascii="Times New Roman" w:hAnsi="Times New Roman" w:eastAsia="宋体"/>
           <w:sz w:val="21"/>
           <w:szCs w:val="21"/>
         </w:rPr>
-        <w:t>故多项式</w:t>
+        <w:t>展开式中</w:t>
+      </w:r>
+      <w:r>
+        <w:rPr>
+          <w:rFonts w:ascii="Times New Roman" w:hAnsi="Times New Roman" w:eastAsia="宋体"/>
+          <w:sz w:val="21"/>
+          <w:szCs w:val="21"/>
+        </w:rPr>
+        <w:t>的系数为</w:t>
+      </w:r>
+      <w:r>
+        <w:rPr>
+          <w:rFonts w:ascii="Times New Roman" w:hAnsi="Times New Roman" w:eastAsia="宋体"/>
+          <w:sz w:val="21"/>
+          <w:szCs w:val="21"/>
+        </w:rPr>
+        <w:t>，故B不正确；</w:t>
       </w:r>
       <m:oMathPara>
         <m:oMathParaPr>
@@ -16308,13 +16026,136 @@
           </m:sSup>
         </m:oMath>
       </m:oMathPara>
+      <m:oMathPara>
+        <m:oMathParaPr>
+          <m:jc m:val="left"/>
+        </m:oMathParaPr>
+        <m:oMath>
+          <m:sSup>
+            <m:e>
+              <m:r>
+                <w:rPr>
+                  <w:rFonts w:ascii="Cambria Math" w:eastAsia="宋体" w:hAnsi="Cambria Math" w:cs="Cambria Math"/>
+                  <w:sz w:val="21"/>
+                  <w:szCs w:val="21"/>
+                </w:rPr>
+                <m:t>x</m:t>
+              </m:r>
+            </m:e>
+            <m:sup>
+              <m:r>
+                <w:rPr>
+                  <w:rFonts w:ascii="Cambria Math" w:eastAsia="宋体" w:hAnsi="Cambria Math" w:cs="Cambria Math"/>
+                  <w:sz w:val="21"/>
+                  <w:szCs w:val="21"/>
+                </w:rPr>
+                <m:t>3</m:t>
+              </m:r>
+            </m:sup>
+          </m:sSup>
+        </m:oMath>
+      </m:oMathPara>
+      <m:oMathPara>
+        <m:oMathParaPr>
+          <m:jc m:val="left"/>
+        </m:oMathParaPr>
+        <m:oMath>
+          <m:r>
+            <w:rPr>
+              <w:rFonts w:ascii="Cambria Math" w:eastAsia="宋体" w:hAnsi="Cambria Math" w:cs="Cambria Math"/>
+              <w:sz w:val="21"/>
+              <w:szCs w:val="21"/>
+            </w:rPr>
+            <m:t>−</m:t>
+          </m:r>
+          <m:r>
+            <w:rPr>
+              <w:rFonts w:ascii="Cambria Math" w:eastAsia="宋体" w:hAnsi="Cambria Math" w:cs="Cambria Math"/>
+              <w:sz w:val="21"/>
+              <w:szCs w:val="21"/>
+            </w:rPr>
+            <m:t>20</m:t>
+          </m:r>
+          <m:r>
+            <w:rPr>
+              <w:rFonts w:ascii="Cambria Math" w:eastAsia="宋体" w:hAnsi="Cambria Math" w:cs="Cambria Math"/>
+              <w:sz w:val="21"/>
+              <w:szCs w:val="21"/>
+            </w:rPr>
+            <m:t>+</m:t>
+          </m:r>
+          <m:r>
+            <w:rPr>
+              <w:rFonts w:ascii="Cambria Math" w:eastAsia="宋体" w:hAnsi="Cambria Math" w:cs="Cambria Math"/>
+              <w:sz w:val="21"/>
+              <w:szCs w:val="21"/>
+            </w:rPr>
+            <m:t>60</m:t>
+          </m:r>
+          <m:r>
+            <w:rPr>
+              <w:rFonts w:ascii="Cambria Math" w:eastAsia="宋体" w:hAnsi="Cambria Math" w:cs="Cambria Math"/>
+              <w:sz w:val="21"/>
+              <w:szCs w:val="21"/>
+            </w:rPr>
+            <m:t>=</m:t>
+          </m:r>
+          <m:r>
+            <w:rPr>
+              <w:rFonts w:ascii="Cambria Math" w:eastAsia="宋体" w:hAnsi="Cambria Math" w:cs="Cambria Math"/>
+              <w:sz w:val="21"/>
+              <w:szCs w:val="21"/>
+            </w:rPr>
+            <m:t>40</m:t>
+          </m:r>
+        </m:oMath>
+      </m:oMathPara>
       <w:r>
         <w:rPr>
           <w:rFonts w:ascii="Times New Roman" w:hAnsi="Times New Roman" w:eastAsia="宋体"/>
           <w:sz w:val="21"/>
+        </w:rPr>
+        <w:t xml:space="preserve">；</w:t>
+      </w:r>
+      <w:r>
+        <w:rPr>
+          <w:rFonts w:ascii="Times New Roman" w:hAnsi="Times New Roman" w:eastAsia="宋体"/>
+          <w:sz w:val="21"/>
           <w:szCs w:val="21"/>
         </w:rPr>
-        <w:t>展开式中</w:t>
+        <w:t>对于C，</w:t>
+      </w:r>
+      <w:r>
+        <w:rPr>
+          <w:rFonts w:ascii="Times New Roman" w:hAnsi="Times New Roman" w:eastAsia="宋体"/>
+          <w:sz w:val="21"/>
+          <w:szCs w:val="21"/>
+        </w:rPr>
+        <w:t>的展开式的通项为</w:t>
+      </w:r>
+      <w:r>
+        <w:rPr>
+          <w:rFonts w:ascii="Times New Roman" w:hAnsi="Times New Roman" w:eastAsia="宋体"/>
+          <w:sz w:val="21"/>
+          <w:szCs w:val="21"/>
+        </w:rPr>
+        <w:t>，可知</w:t>
+      </w:r>
+      <w:r>
+        <w:rPr>
+          <w:rFonts w:ascii="Times New Roman" w:hAnsi="Times New Roman" w:eastAsia="宋体"/>
+          <w:sz w:val="21"/>
+          <w:szCs w:val="21"/>
+        </w:rPr>
+        <w:t>，</w:t>
+      </w:r>
+      <w:r>
+        <w:rPr>
+          <w:rFonts w:ascii="Times New Roman" w:hAnsi="Times New Roman" w:eastAsia="宋体"/>
+          <w:sz w:val="21"/>
+          <w:szCs w:val="21"/>
+        </w:rPr>
+        <w:t>，</w:t>
       </w:r>
       <m:oMathPara>
         <m:oMathParaPr>
@@ -16329,7 +16170,47 @@
                   <w:sz w:val="21"/>
                   <w:szCs w:val="21"/>
                 </w:rPr>
+                <m:t>(</m:t>
+              </m:r>
+              <m:r>
+                <w:rPr>
+                  <w:rFonts w:ascii="Cambria Math" w:eastAsia="宋体" w:hAnsi="Cambria Math" w:cs="Cambria Math"/>
+                  <w:sz w:val="21"/>
+                  <w:szCs w:val="21"/>
+                </w:rPr>
+                <m:t>2</m:t>
+              </m:r>
+              <m:r>
+                <w:rPr>
+                  <w:rFonts w:ascii="Cambria Math" w:eastAsia="宋体" w:hAnsi="Cambria Math" w:cs="Cambria Math"/>
+                  <w:sz w:val="21"/>
+                  <w:szCs w:val="21"/>
+                </w:rPr>
                 <m:t>x</m:t>
+              </m:r>
+              <m:r>
+                <w:rPr>
+                  <w:rFonts w:ascii="Cambria Math" w:eastAsia="宋体" w:hAnsi="Cambria Math" w:cs="Cambria Math"/>
+                  <w:sz w:val="21"/>
+                  <w:szCs w:val="21"/>
+                </w:rPr>
+                <m:t>−</m:t>
+              </m:r>
+              <m:r>
+                <w:rPr>
+                  <w:rFonts w:ascii="Cambria Math" w:eastAsia="宋体" w:hAnsi="Cambria Math" w:cs="Cambria Math"/>
+                  <w:sz w:val="21"/>
+                  <w:szCs w:val="21"/>
+                </w:rPr>
+                <m:t>1</m:t>
+              </m:r>
+              <m:r>
+                <w:rPr>
+                  <w:rFonts w:ascii="Cambria Math" w:eastAsia="宋体" w:hAnsi="Cambria Math" w:cs="Cambria Math"/>
+                  <w:sz w:val="21"/>
+                  <w:szCs w:val="21"/>
+                </w:rPr>
+                <m:t>)</m:t>
               </m:r>
             </m:e>
             <m:sup>
@@ -16339,102 +16220,12 @@
                   <w:sz w:val="21"/>
                   <w:szCs w:val="21"/>
                 </w:rPr>
-                <m:t>3</m:t>
+                <m:t>10</m:t>
               </m:r>
             </m:sup>
           </m:sSup>
         </m:oMath>
       </m:oMathPara>
-      <w:r>
-        <w:rPr>
-          <w:rFonts w:ascii="Times New Roman" w:hAnsi="Times New Roman" w:eastAsia="宋体"/>
-          <w:sz w:val="21"/>
-          <w:szCs w:val="21"/>
-        </w:rPr>
-        <w:t>的系数为</w:t>
-      </w:r>
-      <m:oMathPara>
-        <m:oMathParaPr>
-          <m:jc m:val="left"/>
-        </m:oMathParaPr>
-        <m:oMath>
-          <m:r>
-            <w:rPr>
-              <w:rFonts w:ascii="Cambria Math" w:eastAsia="宋体" w:hAnsi="Cambria Math" w:cs="Cambria Math"/>
-              <w:sz w:val="21"/>
-              <w:szCs w:val="21"/>
-            </w:rPr>
-            <m:t>−</m:t>
-          </m:r>
-          <m:r>
-            <w:rPr>
-              <w:rFonts w:ascii="Cambria Math" w:eastAsia="宋体" w:hAnsi="Cambria Math" w:cs="Cambria Math"/>
-              <w:sz w:val="21"/>
-              <w:szCs w:val="21"/>
-            </w:rPr>
-            <m:t>20</m:t>
-          </m:r>
-          <m:r>
-            <w:rPr>
-              <w:rFonts w:ascii="Cambria Math" w:eastAsia="宋体" w:hAnsi="Cambria Math" w:cs="Cambria Math"/>
-              <w:sz w:val="21"/>
-              <w:szCs w:val="21"/>
-            </w:rPr>
-            <m:t>+</m:t>
-          </m:r>
-          <m:r>
-            <w:rPr>
-              <w:rFonts w:ascii="Cambria Math" w:eastAsia="宋体" w:hAnsi="Cambria Math" w:cs="Cambria Math"/>
-              <w:sz w:val="21"/>
-              <w:szCs w:val="21"/>
-            </w:rPr>
-            <m:t>60</m:t>
-          </m:r>
-          <m:r>
-            <w:rPr>
-              <w:rFonts w:ascii="Cambria Math" w:eastAsia="宋体" w:hAnsi="Cambria Math" w:cs="Cambria Math"/>
-              <w:sz w:val="21"/>
-              <w:szCs w:val="21"/>
-            </w:rPr>
-            <m:t>=</m:t>
-          </m:r>
-          <m:r>
-            <w:rPr>
-              <w:rFonts w:ascii="Cambria Math" w:eastAsia="宋体" w:hAnsi="Cambria Math" w:cs="Cambria Math"/>
-              <w:sz w:val="21"/>
-              <w:szCs w:val="21"/>
-            </w:rPr>
-            <m:t>40</m:t>
-          </m:r>
-        </m:oMath>
-      </m:oMathPara>
-      <w:r>
-        <w:rPr>
-          <w:rFonts w:ascii="Times New Roman" w:hAnsi="Times New Roman" w:eastAsia="宋体"/>
-          <w:sz w:val="21"/>
-          <w:szCs w:val="21"/>
-        </w:rPr>
-        <w:t>，故B不正确；</w:t>
-      </w:r>
-    </w:p>
-    <w:p>
-      <w:pPr>
-        <w:shd w:val="clear" w:color="auto" w:fill="auto"/>
-        <w:spacing w:line="300" w:lineRule="auto" w:before="0" w:after="0"/>
-        <w:jc w:val="left"/>
-        <w:rPr>
-          <w:sz w:val="21"/>
-          <w:szCs w:val="21"/>
-        </w:rPr>
-      </w:pPr>
-      <w:r>
-        <w:rPr>
-          <w:rFonts w:ascii="Times New Roman" w:hAnsi="Times New Roman" w:eastAsia="宋体"/>
-          <w:sz w:val="21"/>
-          <w:szCs w:val="21"/>
-        </w:rPr>
-        <w:t>对于C，</w:t>
-      </w:r>
       <m:oMathPara>
         <m:oMathParaPr>
           <m:jc m:val="left"/>
@@ -16456,22 +16247,6 @@
                   <w:sz w:val="21"/>
                   <w:szCs w:val="21"/>
                 </w:rPr>
-                <m:t>2</m:t>
-              </m:r>
-              <m:r>
-                <w:rPr>
-                  <w:rFonts w:ascii="Cambria Math" w:eastAsia="宋体" w:hAnsi="Cambria Math" w:cs="Cambria Math"/>
-                  <w:sz w:val="21"/>
-                  <w:szCs w:val="21"/>
-                </w:rPr>
-                <m:t>x</m:t>
-              </m:r>
-              <m:r>
-                <w:rPr>
-                  <w:rFonts w:ascii="Cambria Math" w:eastAsia="宋体" w:hAnsi="Cambria Math" w:cs="Cambria Math"/>
-                  <w:sz w:val="21"/>
-                  <w:szCs w:val="21"/>
-                </w:rPr>
                 <m:t>−</m:t>
               </m:r>
               <m:r>
@@ -16499,172 +16274,103 @@
                   <w:szCs w:val="21"/>
                 </w:rPr>
                 <m:t>10</m:t>
+              </m:r>
+              <m:r>
+                <w:rPr>
+                  <w:rFonts w:ascii="Cambria Math" w:eastAsia="宋体" w:hAnsi="Cambria Math" w:cs="Cambria Math"/>
+                  <w:sz w:val="21"/>
+                  <w:szCs w:val="21"/>
+                </w:rPr>
+                <m:t>−</m:t>
+              </m:r>
+              <m:r>
+                <w:rPr>
+                  <w:rFonts w:ascii="Cambria Math" w:eastAsia="宋体" w:hAnsi="Cambria Math" w:cs="Cambria Math"/>
+                  <w:sz w:val="21"/>
+                  <w:szCs w:val="21"/>
+                </w:rPr>
+                <m:t>r</m:t>
+              </m:r>
+            </m:sup>
+          </m:sSup>
+          <m:sSup>
+            <m:e>
+              <m:r>
+                <w:rPr>
+                  <w:rFonts w:ascii="Cambria Math" w:eastAsia="宋体" w:hAnsi="Cambria Math" w:cs="Cambria Math"/>
+                  <w:sz w:val="21"/>
+                  <w:szCs w:val="21"/>
+                </w:rPr>
+                <m:t>2</m:t>
+              </m:r>
+            </m:e>
+            <m:sup>
+              <m:r>
+                <w:rPr>
+                  <w:rFonts w:ascii="Cambria Math" w:eastAsia="宋体" w:hAnsi="Cambria Math" w:cs="Cambria Math"/>
+                  <w:sz w:val="21"/>
+                  <w:szCs w:val="21"/>
+                </w:rPr>
+                <m:t>r</m:t>
+              </m:r>
+            </m:sup>
+          </m:sSup>
+          <m:sSubSup>
+            <m:e>
+              <m:r>
+                <w:rPr>
+                  <w:rFonts w:ascii="Cambria Math" w:eastAsia="宋体" w:hAnsi="Cambria Math" w:cs="Cambria Math"/>
+                  <w:sz w:val="21"/>
+                  <w:szCs w:val="21"/>
+                </w:rPr>
+                <m:t>C</m:t>
+              </m:r>
+            </m:e>
+            <m:sub>
+              <m:r>
+                <w:rPr>
+                  <w:rFonts w:ascii="Cambria Math" w:eastAsia="宋体" w:hAnsi="Cambria Math" w:cs="Cambria Math"/>
+                  <w:sz w:val="21"/>
+                  <w:szCs w:val="21"/>
+                </w:rPr>
+                <m:t>10</m:t>
+              </m:r>
+            </m:sub>
+            <m:sup>
+              <m:r>
+                <w:rPr>
+                  <w:rFonts w:ascii="Cambria Math" w:eastAsia="宋体" w:hAnsi="Cambria Math" w:cs="Cambria Math"/>
+                  <w:sz w:val="21"/>
+                  <w:szCs w:val="21"/>
+                </w:rPr>
+                <m:t>r</m:t>
+              </m:r>
+            </m:sup>
+          </m:sSubSup>
+          <m:sSup>
+            <m:e>
+              <m:r>
+                <w:rPr>
+                  <w:rFonts w:ascii="Cambria Math" w:eastAsia="宋体" w:hAnsi="Cambria Math" w:cs="Cambria Math"/>
+                  <w:sz w:val="21"/>
+                  <w:szCs w:val="21"/>
+                </w:rPr>
+                <m:t>x</m:t>
+              </m:r>
+            </m:e>
+            <m:sup>
+              <m:r>
+                <w:rPr>
+                  <w:rFonts w:ascii="Cambria Math" w:eastAsia="宋体" w:hAnsi="Cambria Math" w:cs="Cambria Math"/>
+                  <w:sz w:val="21"/>
+                  <w:szCs w:val="21"/>
+                </w:rPr>
+                <m:t>r</m:t>
               </m:r>
             </m:sup>
           </m:sSup>
         </m:oMath>
       </m:oMathPara>
-      <w:r>
-        <w:rPr>
-          <w:rFonts w:ascii="Times New Roman" w:hAnsi="Times New Roman" w:eastAsia="宋体"/>
-          <w:sz w:val="21"/>
-          <w:szCs w:val="21"/>
-        </w:rPr>
-        <w:t>的展开式的通项为</w:t>
-      </w:r>
-      <m:oMathPara>
-        <m:oMathParaPr>
-          <m:jc m:val="left"/>
-        </m:oMathParaPr>
-        <m:oMath>
-          <m:sSup>
-            <m:e>
-              <m:r>
-                <w:rPr>
-                  <w:rFonts w:ascii="Cambria Math" w:eastAsia="宋体" w:hAnsi="Cambria Math" w:cs="Cambria Math"/>
-                  <w:sz w:val="21"/>
-                  <w:szCs w:val="21"/>
-                </w:rPr>
-                <m:t>(</m:t>
-              </m:r>
-              <m:r>
-                <w:rPr>
-                  <w:rFonts w:ascii="Cambria Math" w:eastAsia="宋体" w:hAnsi="Cambria Math" w:cs="Cambria Math"/>
-                  <w:sz w:val="21"/>
-                  <w:szCs w:val="21"/>
-                </w:rPr>
-                <m:t>−</m:t>
-              </m:r>
-              <m:r>
-                <w:rPr>
-                  <w:rFonts w:ascii="Cambria Math" w:eastAsia="宋体" w:hAnsi="Cambria Math" w:cs="Cambria Math"/>
-                  <w:sz w:val="21"/>
-                  <w:szCs w:val="21"/>
-                </w:rPr>
-                <m:t>1</m:t>
-              </m:r>
-              <m:r>
-                <w:rPr>
-                  <w:rFonts w:ascii="Cambria Math" w:eastAsia="宋体" w:hAnsi="Cambria Math" w:cs="Cambria Math"/>
-                  <w:sz w:val="21"/>
-                  <w:szCs w:val="21"/>
-                </w:rPr>
-                <m:t>)</m:t>
-              </m:r>
-            </m:e>
-            <m:sup>
-              <m:r>
-                <w:rPr>
-                  <w:rFonts w:ascii="Cambria Math" w:eastAsia="宋体" w:hAnsi="Cambria Math" w:cs="Cambria Math"/>
-                  <w:sz w:val="21"/>
-                  <w:szCs w:val="21"/>
-                </w:rPr>
-                <m:t>10</m:t>
-              </m:r>
-              <m:r>
-                <w:rPr>
-                  <w:rFonts w:ascii="Cambria Math" w:eastAsia="宋体" w:hAnsi="Cambria Math" w:cs="Cambria Math"/>
-                  <w:sz w:val="21"/>
-                  <w:szCs w:val="21"/>
-                </w:rPr>
-                <m:t>−</m:t>
-              </m:r>
-              <m:r>
-                <w:rPr>
-                  <w:rFonts w:ascii="Cambria Math" w:eastAsia="宋体" w:hAnsi="Cambria Math" w:cs="Cambria Math"/>
-                  <w:sz w:val="21"/>
-                  <w:szCs w:val="21"/>
-                </w:rPr>
-                <m:t>r</m:t>
-              </m:r>
-            </m:sup>
-          </m:sSup>
-          <m:sSup>
-            <m:e>
-              <m:r>
-                <w:rPr>
-                  <w:rFonts w:ascii="Cambria Math" w:eastAsia="宋体" w:hAnsi="Cambria Math" w:cs="Cambria Math"/>
-                  <w:sz w:val="21"/>
-                  <w:szCs w:val="21"/>
-                </w:rPr>
-                <m:t>2</m:t>
-              </m:r>
-            </m:e>
-            <m:sup>
-              <m:r>
-                <w:rPr>
-                  <w:rFonts w:ascii="Cambria Math" w:eastAsia="宋体" w:hAnsi="Cambria Math" w:cs="Cambria Math"/>
-                  <w:sz w:val="21"/>
-                  <w:szCs w:val="21"/>
-                </w:rPr>
-                <m:t>r</m:t>
-              </m:r>
-            </m:sup>
-          </m:sSup>
-          <m:sSubSup>
-            <m:e>
-              <m:r>
-                <w:rPr>
-                  <w:rFonts w:ascii="Cambria Math" w:eastAsia="宋体" w:hAnsi="Cambria Math" w:cs="Cambria Math"/>
-                  <w:sz w:val="21"/>
-                  <w:szCs w:val="21"/>
-                </w:rPr>
-                <m:t>C</m:t>
-              </m:r>
-            </m:e>
-            <m:sub>
-              <m:r>
-                <w:rPr>
-                  <w:rFonts w:ascii="Cambria Math" w:eastAsia="宋体" w:hAnsi="Cambria Math" w:cs="Cambria Math"/>
-                  <w:sz w:val="21"/>
-                  <w:szCs w:val="21"/>
-                </w:rPr>
-                <m:t>10</m:t>
-              </m:r>
-            </m:sub>
-            <m:sup>
-              <m:r>
-                <w:rPr>
-                  <w:rFonts w:ascii="Cambria Math" w:eastAsia="宋体" w:hAnsi="Cambria Math" w:cs="Cambria Math"/>
-                  <w:sz w:val="21"/>
-                  <w:szCs w:val="21"/>
-                </w:rPr>
-                <m:t>r</m:t>
-              </m:r>
-            </m:sup>
-          </m:sSubSup>
-          <m:sSup>
-            <m:e>
-              <m:r>
-                <w:rPr>
-                  <w:rFonts w:ascii="Cambria Math" w:eastAsia="宋体" w:hAnsi="Cambria Math" w:cs="Cambria Math"/>
-                  <w:sz w:val="21"/>
-                  <w:szCs w:val="21"/>
-                </w:rPr>
-                <m:t>x</m:t>
-              </m:r>
-            </m:e>
-            <m:sup>
-              <m:r>
-                <w:rPr>
-                  <w:rFonts w:ascii="Cambria Math" w:eastAsia="宋体" w:hAnsi="Cambria Math" w:cs="Cambria Math"/>
-                  <w:sz w:val="21"/>
-                  <w:szCs w:val="21"/>
-                </w:rPr>
-                <m:t>r</m:t>
-              </m:r>
-            </m:sup>
-          </m:sSup>
-        </m:oMath>
-      </m:oMathPara>
-      <w:r>
-        <w:rPr>
-          <w:rFonts w:ascii="Times New Roman" w:hAnsi="Times New Roman" w:eastAsia="宋体"/>
-          <w:sz w:val="21"/>
-          <w:szCs w:val="21"/>
-        </w:rPr>
-        <w:t>，可知</w:t>
-      </w:r>
       <m:oMathPara>
         <m:oMathParaPr>
           <m:jc m:val="left"/>
@@ -16894,14 +16600,6 @@
           </m:r>
         </m:oMath>
       </m:oMathPara>
-      <w:r>
-        <w:rPr>
-          <w:rFonts w:ascii="Times New Roman" w:hAnsi="Times New Roman" w:eastAsia="宋体"/>
-          <w:sz w:val="21"/>
-          <w:szCs w:val="21"/>
-        </w:rPr>
-        <w:t>，</w:t>
-      </w:r>
       <m:oMathPara>
         <m:oMathParaPr>
           <m:jc m:val="left"/>
@@ -17181,28 +16879,24 @@
         <w:rPr>
           <w:rFonts w:ascii="Times New Roman" w:hAnsi="Times New Roman" w:eastAsia="宋体"/>
           <w:sz w:val="21"/>
+        </w:rPr>
+        <w:t xml:space="preserve">；</w:t>
+      </w:r>
+      <w:r>
+        <w:rPr>
+          <w:rFonts w:ascii="Times New Roman" w:hAnsi="Times New Roman" w:eastAsia="宋体"/>
+          <w:sz w:val="21"/>
           <w:szCs w:val="21"/>
         </w:rPr>
+        <w:t>所以</w:t>
+      </w:r>
+      <w:r>
+        <w:rPr>
+          <w:rFonts w:ascii="Times New Roman" w:hAnsi="Times New Roman" w:eastAsia="宋体"/>
+          <w:sz w:val="21"/>
+          <w:szCs w:val="21"/>
+        </w:rPr>
         <w:t>，</w:t>
-      </w:r>
-    </w:p>
-    <w:p>
-      <w:pPr>
-        <w:shd w:val="clear" w:color="auto" w:fill="auto"/>
-        <w:spacing w:line="300" w:lineRule="auto" w:before="0" w:after="0"/>
-        <w:jc w:val="left"/>
-        <w:rPr>
-          <w:sz w:val="21"/>
-          <w:szCs w:val="21"/>
-        </w:rPr>
-      </w:pPr>
-      <w:r>
-        <w:rPr>
-          <w:rFonts w:ascii="Times New Roman" w:hAnsi="Times New Roman" w:eastAsia="宋体"/>
-          <w:sz w:val="21"/>
-          <w:szCs w:val="21"/>
-        </w:rPr>
-        <w:t>所以</w:t>
       </w:r>
       <m:oMathPara>
         <m:oMathParaPr>
@@ -17515,28 +17209,32 @@
         <w:rPr>
           <w:rFonts w:ascii="Times New Roman" w:hAnsi="Times New Roman" w:eastAsia="宋体"/>
           <w:sz w:val="21"/>
+        </w:rPr>
+        <w:t xml:space="preserve">；</w:t>
+      </w:r>
+      <w:r>
+        <w:rPr>
+          <w:rFonts w:ascii="Times New Roman" w:hAnsi="Times New Roman" w:eastAsia="宋体"/>
+          <w:sz w:val="21"/>
           <w:szCs w:val="21"/>
         </w:rPr>
+        <w:t>所以令</w:t>
+      </w:r>
+      <w:r>
+        <w:rPr>
+          <w:rFonts w:ascii="Times New Roman" w:hAnsi="Times New Roman" w:eastAsia="宋体"/>
+          <w:sz w:val="21"/>
+          <w:szCs w:val="21"/>
+        </w:rPr>
+        <w:t>，有</w:t>
+      </w:r>
+      <w:r>
+        <w:rPr>
+          <w:rFonts w:ascii="Times New Roman" w:hAnsi="Times New Roman" w:eastAsia="宋体"/>
+          <w:sz w:val="21"/>
+          <w:szCs w:val="21"/>
+        </w:rPr>
         <w:t>，</w:t>
-      </w:r>
-    </w:p>
-    <w:p>
-      <w:pPr>
-        <w:shd w:val="clear" w:color="auto" w:fill="auto"/>
-        <w:spacing w:line="300" w:lineRule="auto" w:before="0" w:after="0"/>
-        <w:jc w:val="left"/>
-        <w:rPr>
-          <w:sz w:val="21"/>
-          <w:szCs w:val="21"/>
-        </w:rPr>
-      </w:pPr>
-      <w:r>
-        <w:rPr>
-          <w:rFonts w:ascii="Times New Roman" w:hAnsi="Times New Roman" w:eastAsia="宋体"/>
-          <w:sz w:val="21"/>
-          <w:szCs w:val="21"/>
-        </w:rPr>
-        <w:t>所以令</w:t>
       </w:r>
       <m:oMathPara>
         <m:oMathParaPr>
@@ -17577,14 +17275,6 @@
           </m:r>
         </m:oMath>
       </m:oMathPara>
-      <w:r>
-        <w:rPr>
-          <w:rFonts w:ascii="Times New Roman" w:hAnsi="Times New Roman" w:eastAsia="宋体"/>
-          <w:sz w:val="21"/>
-          <w:szCs w:val="21"/>
-        </w:rPr>
-        <w:t>，有</w:t>
-      </w:r>
       <m:oMathPara>
         <m:oMathParaPr>
           <m:jc m:val="left"/>
@@ -17824,28 +17514,24 @@
         <w:rPr>
           <w:rFonts w:ascii="Times New Roman" w:hAnsi="Times New Roman" w:eastAsia="宋体"/>
           <w:sz w:val="21"/>
+        </w:rPr>
+        <w:t xml:space="preserve">；</w:t>
+      </w:r>
+      <w:r>
+        <w:rPr>
+          <w:rFonts w:ascii="Times New Roman" w:hAnsi="Times New Roman" w:eastAsia="宋体"/>
+          <w:sz w:val="21"/>
           <w:szCs w:val="21"/>
         </w:rPr>
-        <w:t>，</w:t>
+        <w:t>因此</w:t>
       </w:r>
-    </w:p>
-    <w:p>
-      <w:pPr>
-        <w:shd w:val="clear" w:color="auto" w:fill="auto"/>
-        <w:spacing w:line="300" w:lineRule="auto" w:before="0" w:after="0"/>
-        <w:jc w:val="left"/>
-        <w:rPr>
+      <w:r>
+        <w:rPr>
+          <w:rFonts w:ascii="Times New Roman" w:hAnsi="Times New Roman" w:eastAsia="宋体"/>
           <w:sz w:val="21"/>
           <w:szCs w:val="21"/>
         </w:rPr>
-      </w:pPr>
-      <w:r>
-        <w:rPr>
-          <w:rFonts w:ascii="Times New Roman" w:hAnsi="Times New Roman" w:eastAsia="宋体"/>
-          <w:sz w:val="21"/>
-          <w:szCs w:val="21"/>
-        </w:rPr>
-        <w:t>因此</w:t>
+        <w:t>.</w:t>
       </w:r>
       <m:oMathPara>
         <m:oMathParaPr>
@@ -18048,14 +17734,6 @@
           </m:sSup>
         </m:oMath>
       </m:oMathPara>
-      <w:r>
-        <w:rPr>
-          <w:rFonts w:ascii="Times New Roman" w:hAnsi="Times New Roman" w:eastAsia="宋体"/>
-          <w:sz w:val="21"/>
-          <w:szCs w:val="21"/>
-        </w:rPr>
-        <w:t>.</w:t>
-      </w:r>
     </w:p>
     <w:p>
       <w:pPr>
@@ -18075,17 +17753,6 @@
         </w:rPr>
         <w:t>故C正确；</w:t>
       </w:r>
-    </w:p>
-    <w:p>
-      <w:pPr>
-        <w:shd w:val="clear" w:color="auto" w:fill="auto"/>
-        <w:spacing w:line="300" w:lineRule="auto" w:before="0" w:after="0"/>
-        <w:jc w:val="left"/>
-        <w:rPr>
-          <w:sz w:val="21"/>
-          <w:szCs w:val="21"/>
-        </w:rPr>
-      </w:pPr>
       <w:r>
         <w:rPr>
           <w:rFonts w:ascii="Times New Roman" w:hAnsi="Times New Roman" w:eastAsia="宋体"/>
@@ -18453,17 +18120,21 @@
           </m:sSubSup>
         </m:oMath>
       </m:oMathPara>
-    </w:p>
-    <w:p>
-      <w:pPr>
-        <w:shd w:val="clear" w:color="auto" w:fill="auto"/>
-        <w:spacing w:line="300" w:lineRule="auto" w:before="0" w:after="0"/>
-        <w:jc w:val="left"/>
-        <w:rPr>
+      <w:r>
+        <w:rPr>
+          <w:rFonts w:ascii="Times New Roman" w:hAnsi="Times New Roman" w:eastAsia="宋体"/>
+          <w:sz w:val="21"/>
+        </w:rPr>
+        <w:t xml:space="preserve">；</w:t>
+      </w:r>
+      <w:r>
+        <w:rPr>
+          <w:rFonts w:ascii="Times New Roman" w:hAnsi="Times New Roman" w:eastAsia="宋体"/>
           <w:sz w:val="21"/>
           <w:szCs w:val="21"/>
         </w:rPr>
-      </w:pPr>
+        <w:t>，故D正确.</w:t>
+      </w:r>
       <m:oMathPara>
         <m:oMathParaPr>
           <m:jc m:val="left"/>
@@ -19053,21 +18724,9 @@
         <w:rPr>
           <w:rFonts w:ascii="Times New Roman" w:hAnsi="Times New Roman" w:eastAsia="宋体"/>
           <w:sz w:val="21"/>
-          <w:szCs w:val="21"/>
-        </w:rPr>
-        <w:t>，故D正确.</w:t>
+        </w:rPr>
+        <w:t xml:space="preserve">；</w:t>
       </w:r>
-    </w:p>
-    <w:p>
-      <w:pPr>
-        <w:shd w:val="clear" w:color="auto" w:fill="auto"/>
-        <w:spacing w:line="300" w:lineRule="auto" w:before="0" w:after="0"/>
-        <w:jc w:val="left"/>
-        <w:rPr>
-          <w:sz w:val="21"/>
-          <w:szCs w:val="21"/>
-        </w:rPr>
-      </w:pPr>
       <w:r>
         <w:rPr>
           <w:rFonts w:ascii="Times New Roman" w:hAnsi="Times New Roman" w:eastAsia="宋体"/>

--- a/高中数学/高中数学同步/第3章 排列、组合与二项式定理·冲刺卷（6题）.docx
+++ b/高中数学/高中数学同步/第3章 排列、组合与二项式定理·冲刺卷（6题）.docx
@@ -16,132 +16,6 @@
         <w:t>第3章 排列、组合与二项式定理·冲刺卷（6题）</w:t>
       </w:r>
     </w:p>
-    <w:p>
-      <w:pPr>
-        <w:spacing w:before="0" w:after="0" w:line="300" w:lineRule="auto"/>
-        <w:jc w:val="left"/>
-      </w:pPr>
-      <w:r>
-        <w:rPr>
-          <w:rFonts w:ascii="Times New Roman" w:hAnsi="Times New Roman" w:eastAsia="宋体"/>
-          <w:b/>
-          <w:sz w:val="21"/>
-        </w:rPr>
-        <w:t>3.1.1 基本计数原理</w:t>
-      </w:r>
-    </w:p>
-    <w:p>
-      <w:pPr>
-        <w:spacing w:before="0" w:after="0" w:line="300" w:lineRule="auto"/>
-        <w:jc w:val="left"/>
-      </w:pPr>
-      <w:r>
-        <w:rPr>
-          <w:rFonts w:ascii="Times New Roman" w:hAnsi="Times New Roman" w:eastAsia="宋体"/>
-          <w:b/>
-          <w:sz w:val="21"/>
-        </w:rPr>
-        <w:t>3.1.1 基本计数原理：复杂图涂色（多分支嵌套）</w:t>
-      </w:r>
-    </w:p>
-    <w:p>
-      <w:pPr>
-        <w:spacing w:before="0" w:after="0" w:line="300" w:lineRule="auto"/>
-        <w:jc w:val="left"/>
-      </w:pPr>
-      <w:r>
-        <w:rPr>
-          <w:rFonts w:ascii="Times New Roman" w:hAnsi="Times New Roman" w:eastAsia="宋体"/>
-          <w:b/>
-          <w:sz w:val="21"/>
-        </w:rPr>
-        <w:t>3.1.3 组合与组合数</w:t>
-      </w:r>
-    </w:p>
-    <w:p>
-      <w:pPr>
-        <w:spacing w:before="0" w:after="0" w:line="300" w:lineRule="auto"/>
-        <w:jc w:val="left"/>
-      </w:pPr>
-      <w:r>
-        <w:rPr>
-          <w:rFonts w:ascii="Times New Roman" w:hAnsi="Times New Roman" w:eastAsia="宋体"/>
-          <w:b/>
-          <w:sz w:val="21"/>
-        </w:rPr>
-        <w:t>3.1.3 组合与组合数：直线计数（重合剔除）</w:t>
-      </w:r>
-    </w:p>
-    <w:p>
-      <w:pPr>
-        <w:spacing w:before="0" w:after="0" w:line="300" w:lineRule="auto"/>
-        <w:jc w:val="left"/>
-      </w:pPr>
-      <w:r>
-        <w:rPr>
-          <w:rFonts w:ascii="Times New Roman" w:hAnsi="Times New Roman" w:eastAsia="宋体"/>
-          <w:b/>
-          <w:sz w:val="21"/>
-        </w:rPr>
-        <w:t>3.1.3 组合与组合数：新情境枚举（火柴罗马数字）</w:t>
-      </w:r>
-    </w:p>
-    <w:p>
-      <w:pPr>
-        <w:spacing w:before="0" w:after="0" w:line="300" w:lineRule="auto"/>
-        <w:jc w:val="left"/>
-      </w:pPr>
-      <w:r>
-        <w:rPr>
-          <w:rFonts w:ascii="Times New Roman" w:hAnsi="Times New Roman" w:eastAsia="宋体"/>
-          <w:b/>
-          <w:sz w:val="21"/>
-        </w:rPr>
-        <w:t>3.1.3 组合与组合数：分组分配（至多约束嵌套）</w:t>
-      </w:r>
-    </w:p>
-    <w:p>
-      <w:pPr>
-        <w:spacing w:before="0" w:after="0" w:line="300" w:lineRule="auto"/>
-        <w:jc w:val="left"/>
-      </w:pPr>
-      <w:r>
-        <w:rPr>
-          <w:rFonts w:ascii="Times New Roman" w:hAnsi="Times New Roman" w:eastAsia="宋体"/>
-          <w:b/>
-          <w:sz w:val="21"/>
-        </w:rPr>
-        <w:t>3.1.3 组合与组合数：组合数推广与最值</w:t>
-      </w:r>
-    </w:p>
-    <w:p>
-      <w:pPr>
-        <w:spacing w:before="0" w:after="0" w:line="300" w:lineRule="auto"/>
-        <w:jc w:val="left"/>
-      </w:pPr>
-      <w:r>
-        <w:rPr>
-          <w:rFonts w:ascii="Times New Roman" w:hAnsi="Times New Roman" w:eastAsia="宋体"/>
-          <w:b/>
-          <w:sz w:val="21"/>
-        </w:rPr>
-        <w:t>3.3 二项式定理与杨辉三角</w:t>
-      </w:r>
-    </w:p>
-    <w:p>
-      <w:pPr>
-        <w:spacing w:before="0" w:after="0" w:line="300" w:lineRule="auto"/>
-        <w:jc w:val="left"/>
-      </w:pPr>
-      <w:r>
-        <w:rPr>
-          <w:rFonts w:ascii="Times New Roman" w:hAnsi="Times New Roman" w:eastAsia="宋体"/>
-          <w:b/>
-          <w:sz w:val="21"/>
-        </w:rPr>
-        <w:t>3.3 二项式定理与杨辉三角：系数和综合（多选辨析）</w:t>
-      </w:r>
-    </w:p>
     <w:sectPr>
       <w:footerReference w:type="default" r:id="rId9"/>
       <w:pgSz w:w="11906" w:h="16838"/>
@@ -149,6 +23,26 @@
       <w:cols w:space="720"/>
       <w:docGrid w:linePitch="360"/>
     </w:sectPr>
+    <w:p>
+      <w:r>
+        <w:rPr>
+          <w:rFonts w:ascii="Times New Roman" w:hAnsi="Times New Roman" w:eastAsia="宋体"/>
+          <w:b/>
+          <w:sz w:val="21"/>
+        </w:rPr>
+        <w:t>3.1.1 基本计数原理</w:t>
+      </w:r>
+    </w:p>
+    <w:p>
+      <w:r>
+        <w:rPr>
+          <w:rFonts w:ascii="Times New Roman" w:hAnsi="Times New Roman" w:eastAsia="宋体"/>
+          <w:b/>
+          <w:sz w:val="21"/>
+        </w:rPr>
+        <w:t>3.1.1 基本计数原理：复杂图涂色（多分支嵌套）</w:t>
+      </w:r>
+    </w:p>
     <w:p>
       <w:pPr>
         <w:shd w:val="clear" w:color="auto" w:fill="auto"/>

--- a/高中数学/高中数学同步/第3章 排列、组合与二项式定理·冲刺卷（6题）.docx
+++ b/高中数学/高中数学同步/第3章 排列、组合与二项式定理·冲刺卷（6题）.docx
@@ -16,19 +16,15 @@
         <w:t>第3章 排列、组合与二项式定理·冲刺卷（6题）</w:t>
       </w:r>
     </w:p>
-    <w:sectPr>
-      <w:footerReference w:type="default" r:id="rId9"/>
-      <w:pgSz w:w="11906" w:h="16838"/>
-      <w:pgMar w:top="720" w:right="720" w:bottom="720" w:left="720" w:header="720" w:footer="720" w:gutter="0"/>
-      <w:cols w:space="720"/>
-      <w:docGrid w:linePitch="360"/>
-    </w:sectPr>
+    <w:p/>
     <w:p>
       <w:r>
         <w:rPr>
+          <w:b/>
+          <w:bCs/>
           <w:rFonts w:ascii="Times New Roman" w:hAnsi="Times New Roman" w:eastAsia="宋体"/>
-          <w:b/>
-          <w:sz w:val="21"/>
+          <w:sz w:val="21"/>
+          <w:szCs w:val="21"/>
         </w:rPr>
         <w:t>3.1.1 基本计数原理</w:t>
       </w:r>
@@ -36,9 +32,11 @@
     <w:p>
       <w:r>
         <w:rPr>
+          <w:b/>
+          <w:bCs/>
           <w:rFonts w:ascii="Times New Roman" w:hAnsi="Times New Roman" w:eastAsia="宋体"/>
-          <w:b/>
-          <w:sz w:val="21"/>
+          <w:sz w:val="21"/>
+          <w:szCs w:val="21"/>
         </w:rPr>
         <w:t>3.1.1 基本计数原理：复杂图涂色（多分支嵌套）</w:t>
       </w:r>
@@ -1438,6 +1436,30 @@
         <w:spacing w:before="0" w:after="0" w:line="300" w:lineRule="auto"/>
         <w:jc w:val="left"/>
       </w:pPr>
+    </w:p>
+    <w:p>
+      <w:r>
+        <w:rPr>
+          <w:b/>
+          <w:bCs/>
+          <w:rFonts w:ascii="Times New Roman" w:hAnsi="Times New Roman" w:eastAsia="宋体"/>
+          <w:sz w:val="21"/>
+          <w:szCs w:val="21"/>
+        </w:rPr>
+        <w:t>3.1.3 组合与组合数</w:t>
+      </w:r>
+    </w:p>
+    <w:p>
+      <w:r>
+        <w:rPr>
+          <w:b/>
+          <w:bCs/>
+          <w:rFonts w:ascii="Times New Roman" w:hAnsi="Times New Roman" w:eastAsia="宋体"/>
+          <w:sz w:val="21"/>
+          <w:szCs w:val="21"/>
+        </w:rPr>
+        <w:t>3.1.3 组合与组合数：直线计数（重合剔除）</w:t>
+      </w:r>
     </w:p>
     <w:p>
       <w:pPr>
@@ -3070,6 +3092,19 @@
         <w:t>【点睛】本题考查组合问题．要注意一些特殊情况．</w:t>
       </w:r>
     </w:p>
+    <w:p/>
+    <w:p>
+      <w:r>
+        <w:rPr>
+          <w:b/>
+          <w:bCs/>
+          <w:rFonts w:ascii="Times New Roman" w:hAnsi="Times New Roman" w:eastAsia="宋体"/>
+          <w:sz w:val="21"/>
+          <w:szCs w:val="21"/>
+        </w:rPr>
+        <w:t>3.1.3 组合与组合数：新情境枚举（火柴罗马数字）</w:t>
+      </w:r>
+    </w:p>
     <w:p>
       <w:pPr>
         <w:shd w:val="clear" w:color="auto" w:fill="auto"/>
@@ -5043,6 +5078,19 @@
           <w:sz w:val="21"/>
         </w:rPr>
         <w:t xml:space="preserve">；</w:t>
+      </w:r>
+    </w:p>
+    <w:p/>
+    <w:p>
+      <w:r>
+        <w:rPr>
+          <w:b/>
+          <w:bCs/>
+          <w:rFonts w:ascii="Times New Roman" w:hAnsi="Times New Roman" w:eastAsia="宋体"/>
+          <w:sz w:val="21"/>
+          <w:szCs w:val="21"/>
+        </w:rPr>
+        <w:t>3.1.3 组合与组合数：分组分配（至多约束嵌套）</w:t>
       </w:r>
     </w:p>
     <w:p>
@@ -6389,6 +6437,18 @@
       </w:pPr>
     </w:p>
     <w:p>
+      <w:r>
+        <w:rPr>
+          <w:b/>
+          <w:bCs/>
+          <w:rFonts w:ascii="Times New Roman" w:hAnsi="Times New Roman" w:eastAsia="宋体"/>
+          <w:sz w:val="21"/>
+          <w:szCs w:val="21"/>
+        </w:rPr>
+        <w:t>3.1.3 组合与组合数：组合数推广与最值</w:t>
+      </w:r>
+    </w:p>
+    <w:p>
       <w:pPr>
         <w:shd w:val="clear" w:color="auto" w:fill="auto"/>
         <w:spacing w:line="300" w:lineRule="auto" w:before="0" w:after="0"/>
@@ -11329,6 +11389,31 @@
           <w:szCs w:val="21"/>
         </w:rPr>
         <w:t>、</w:t>
+      </w:r>
+    </w:p>
+    <w:p/>
+    <w:p>
+      <w:r>
+        <w:rPr>
+          <w:b/>
+          <w:bCs/>
+          <w:rFonts w:ascii="Times New Roman" w:hAnsi="Times New Roman" w:eastAsia="宋体"/>
+          <w:sz w:val="21"/>
+          <w:szCs w:val="21"/>
+        </w:rPr>
+        <w:t>3.3 二项式定理与杨辉三角</w:t>
+      </w:r>
+    </w:p>
+    <w:p>
+      <w:r>
+        <w:rPr>
+          <w:b/>
+          <w:bCs/>
+          <w:rFonts w:ascii="Times New Roman" w:hAnsi="Times New Roman" w:eastAsia="宋体"/>
+          <w:sz w:val="21"/>
+          <w:szCs w:val="21"/>
+        </w:rPr>
+        <w:t>3.3 二项式定理与杨辉三角：系数和综合（多选辨析）</w:t>
       </w:r>
     </w:p>
     <w:p>
@@ -17931,6 +18016,13 @@
         <w:jc w:val="left"/>
       </w:pPr>
     </w:p>
+    <w:sectPr>
+      <w:footerReference w:type="default" r:id="rId9"/>
+      <w:pgSz w:w="11906" w:h="16838"/>
+      <w:pgMar w:top="720" w:right="720" w:bottom="720" w:left="720" w:header="720" w:footer="720" w:gutter="0"/>
+      <w:cols w:space="720"/>
+      <w:docGrid w:linePitch="360"/>
+    </w:sectPr>
   </w:body>
 </w:document>
 </file>
